--- a/Documentação/minuta_atualizacao_sei_e_encaminhamento_dicom.docx
+++ b/Documentação/minuta_atualizacao_sei_e_encaminhamento_dicom.docx
@@ -2,7 +2,7 @@
 <file path=word/document.xml><?xml version="1.0" encoding="utf-8"?>
 <w:document xmlns:w="http://schemas.openxmlformats.org/wordprocessingml/2006/main" xmlns:m="http://schemas.openxmlformats.org/officeDocument/2006/math" xmlns:r="http://schemas.openxmlformats.org/officeDocument/2006/relationships" xmlns:o="urn:schemas-microsoft-com:office:office" xmlns:v="urn:schemas-microsoft-com:vml" xmlns:w10="urn:schemas-microsoft-com:office:word" xmlns:a="http://schemas.openxmlformats.org/drawingml/2006/main" xmlns:pic="http://schemas.openxmlformats.org/drawingml/2006/picture" xmlns:wp="http://schemas.openxmlformats.org/drawingml/2006/wordprocessingDrawing">
   <w:body>
-    <w:bookmarkStart w:id="34" w:name="Xf349bec90af0a9d995a74608d651c9e344d0148"/>
+    <w:bookmarkStart w:id="35" w:name="Xf349bec90af0a9d995a74608d651c9e344d0148"/>
     <w:p>
       <w:pPr>
         <w:pStyle w:val="Heading1"/>
@@ -474,6 +474,30 @@
       </w:r>
       <w:r>
         <w:t xml:space="preserve">, do bloco de curso vinculado ao Caso Pedrinhas e da restauração dos links da seção de referências públicas;</w:t>
+      </w:r>
+    </w:p>
+    <w:p>
+      <w:pPr>
+        <w:pStyle w:val="Compact"/>
+        <w:numPr>
+          <w:ilvl w:val="0"/>
+          <w:numId w:val="1002"/>
+        </w:numPr>
+      </w:pPr>
+      <w:r>
+        <w:t xml:space="preserve">inclusão, na homepage, de um bloco horizontal de contato resumido abaixo do mapa de localização e, abaixo dele, do</w:t>
+      </w:r>
+      <w:r>
+        <w:t xml:space="preserve"> </w:t>
+      </w:r>
+      <w:r>
+        <w:rPr>
+          <w:rStyle w:val="VerbatimChar"/>
+        </w:rPr>
+        <w:t xml:space="preserve">Currículo do Ouvidor</w:t>
+      </w:r>
+      <w:r>
+        <w:t xml:space="preserve">, com link para o PDF institucional correspondente;</w:t>
       </w:r>
     </w:p>
     <w:p>
@@ -1138,6 +1162,45 @@
         </w:numPr>
       </w:pPr>
       <w:r>
+        <w:t xml:space="preserve">Inserir, abaixo do mapa de localização, um bloco horizontal de contato resumido com endereço, telefone e e-mail, seguido do</w:t>
+      </w:r>
+      <w:r>
+        <w:t xml:space="preserve"> </w:t>
+      </w:r>
+      <w:r>
+        <w:rPr>
+          <w:rStyle w:val="VerbatimChar"/>
+        </w:rPr>
+        <w:t xml:space="preserve">Currículo do Ouvidor</w:t>
+      </w:r>
+      <w:r>
+        <w:t xml:space="preserve"> </w:t>
+      </w:r>
+      <w:r>
+        <w:t xml:space="preserve">com link para</w:t>
+      </w:r>
+      <w:r>
+        <w:t xml:space="preserve"> </w:t>
+      </w:r>
+      <w:r>
+        <w:rPr>
+          <w:rStyle w:val="VerbatimChar"/>
+        </w:rPr>
+        <w:t xml:space="preserve">Curriculo_Joao_vitor_elpidio_Ferreira.pdf</w:t>
+      </w:r>
+      <w:r>
+        <w:t xml:space="preserve">.</w:t>
+      </w:r>
+    </w:p>
+    <w:p>
+      <w:pPr>
+        <w:pStyle w:val="Compact"/>
+        <w:numPr>
+          <w:ilvl w:val="0"/>
+          <w:numId w:val="1004"/>
+        </w:numPr>
+      </w:pPr>
+      <w:r>
         <w:t xml:space="preserve">Não tratar o HTML local como instrução de implementação; a publicação final deve ocorrer com componentes nativos do gov.br.</w:t>
       </w:r>
     </w:p>
@@ -1679,7 +1742,22 @@
         <w:t xml:space="preserve"> </w:t>
       </w:r>
       <w:r>
-        <w:t xml:space="preserve">na EMA; e a atualização das seções iniciais das subpáginas para</w:t>
+        <w:t xml:space="preserve">na EMA; a inclusão, na homepage, de um bloco de contato resumido e do</w:t>
+      </w:r>
+      <w:r>
+        <w:t xml:space="preserve"> </w:t>
+      </w:r>
+      <w:r>
+        <w:rPr>
+          <w:rStyle w:val="VerbatimChar"/>
+        </w:rPr>
+        <w:t xml:space="preserve">Currículo do Ouvidor</w:t>
+      </w:r>
+      <w:r>
+        <w:t xml:space="preserve"> </w:t>
+      </w:r>
+      <w:r>
+        <w:t xml:space="preserve">abaixo do mapa; e a atualização das seções iniciais das subpáginas para</w:t>
       </w:r>
       <w:r>
         <w:t xml:space="preserve"> </w:t>
@@ -1772,7 +1850,7 @@
         <w:t xml:space="preserve">estrutura_completa_pagina_onasp_para_dicom.docx</w:t>
       </w:r>
       <w:r>
-        <w:t xml:space="preserve">, observando os ajustes mais recentes de nomenclatura, ordem dos blocos, artes atualizadas, QR Code oficial e compatibilidade estrita com os componentes nativos do ambiente Plone/gov.br.</w:t>
+        <w:t xml:space="preserve">, observando os ajustes mais recentes de nomenclatura, ordem dos blocos, artes atualizadas, QR Code oficial, inclusão do currículo do Ouvidor na homepage e compatibilidade estrita com os componentes nativos do ambiente Plone/gov.br.</w:t>
       </w:r>
     </w:p>
     <w:bookmarkEnd w:id="19"/>
@@ -1805,7 +1883,7 @@
       </w:r>
     </w:p>
     <w:bookmarkEnd w:id="20"/>
-    <w:bookmarkStart w:id="28" w:name="Xc2906b9166777aff7671056cf5fc772f1b8df82"/>
+    <w:bookmarkStart w:id="29" w:name="Xc2906b9166777aff7671056cf5fc772f1b8df82"/>
     <w:p>
       <w:pPr>
         <w:pStyle w:val="Heading2"/>
@@ -2039,12 +2117,37 @@
       </w:r>
     </w:p>
     <w:bookmarkEnd w:id="23"/>
-    <w:bookmarkStart w:id="24" w:name="artes-dos-cards-e-entradas-de-subpágina"/>
+    <w:bookmarkStart w:id="24" w:name="X3f5295fba8e6b8031fdddc4f60a8c4e9dd386bc"/>
     <w:p>
       <w:pPr>
         <w:pStyle w:val="Heading3"/>
       </w:pPr>
       <w:r>
+        <w:t xml:space="preserve">Documento complementar da página principal</w:t>
+      </w:r>
+    </w:p>
+    <w:p>
+      <w:pPr>
+        <w:pStyle w:val="Compact"/>
+        <w:numPr>
+          <w:ilvl w:val="0"/>
+          <w:numId w:val="1011"/>
+        </w:numPr>
+      </w:pPr>
+      <w:r>
+        <w:rPr>
+          <w:rStyle w:val="VerbatimChar"/>
+        </w:rPr>
+        <w:t xml:space="preserve">Documentação/Curriculo_Joao_vitor_elpidio_Ferreira.pdf</w:t>
+      </w:r>
+    </w:p>
+    <w:bookmarkEnd w:id="24"/>
+    <w:bookmarkStart w:id="25" w:name="artes-dos-cards-e-entradas-de-subpágina"/>
+    <w:p>
+      <w:pPr>
+        <w:pStyle w:val="Heading3"/>
+      </w:pPr>
+      <w:r>
         <w:t xml:space="preserve">Artes dos cards e entradas de subpágina</w:t>
       </w:r>
     </w:p>
@@ -2053,7 +2156,7 @@
         <w:pStyle w:val="Compact"/>
         <w:numPr>
           <w:ilvl w:val="0"/>
-          <w:numId w:val="1011"/>
+          <w:numId w:val="1012"/>
         </w:numPr>
       </w:pPr>
       <w:r>
@@ -2068,7 +2171,7 @@
         <w:pStyle w:val="Compact"/>
         <w:numPr>
           <w:ilvl w:val="0"/>
-          <w:numId w:val="1011"/>
+          <w:numId w:val="1012"/>
         </w:numPr>
       </w:pPr>
       <w:r>
@@ -2083,7 +2186,7 @@
         <w:pStyle w:val="Compact"/>
         <w:numPr>
           <w:ilvl w:val="0"/>
-          <w:numId w:val="1011"/>
+          <w:numId w:val="1012"/>
         </w:numPr>
       </w:pPr>
       <w:r>
@@ -2098,7 +2201,7 @@
         <w:pStyle w:val="Compact"/>
         <w:numPr>
           <w:ilvl w:val="0"/>
-          <w:numId w:val="1011"/>
+          <w:numId w:val="1012"/>
         </w:numPr>
       </w:pPr>
       <w:r>
@@ -2108,8 +2211,8 @@
         <w:t xml:space="preserve">Documentação/Botao_RevistaBrasileira.png</w:t>
       </w:r>
     </w:p>
-    <w:bookmarkEnd w:id="24"/>
-    <w:bookmarkStart w:id="25" w:name="artes-da-subpágina-rede-de-ouvidorias"/>
+    <w:bookmarkEnd w:id="25"/>
+    <w:bookmarkStart w:id="26" w:name="artes-da-subpágina-rede-de-ouvidorias"/>
     <w:p>
       <w:pPr>
         <w:pStyle w:val="Heading3"/>
@@ -2123,7 +2226,7 @@
         <w:pStyle w:val="Compact"/>
         <w:numPr>
           <w:ilvl w:val="0"/>
-          <w:numId w:val="1012"/>
+          <w:numId w:val="1013"/>
         </w:numPr>
       </w:pPr>
       <w:r>
@@ -2138,7 +2241,7 @@
         <w:pStyle w:val="Compact"/>
         <w:numPr>
           <w:ilvl w:val="0"/>
-          <w:numId w:val="1012"/>
+          <w:numId w:val="1013"/>
         </w:numPr>
       </w:pPr>
       <w:r>
@@ -2153,7 +2256,7 @@
         <w:pStyle w:val="Compact"/>
         <w:numPr>
           <w:ilvl w:val="0"/>
-          <w:numId w:val="1012"/>
+          <w:numId w:val="1013"/>
         </w:numPr>
       </w:pPr>
       <w:r>
@@ -2163,8 +2266,8 @@
         <w:t xml:space="preserve">Documentação/Banner_Renospen_3.jpeg</w:t>
       </w:r>
     </w:p>
-    <w:bookmarkEnd w:id="25"/>
-    <w:bookmarkStart w:id="26" w:name="artes-da-subpágina-ema---senappen"/>
+    <w:bookmarkEnd w:id="26"/>
+    <w:bookmarkStart w:id="27" w:name="artes-da-subpágina-ema---senappen"/>
     <w:p>
       <w:pPr>
         <w:pStyle w:val="Heading3"/>
@@ -2178,7 +2281,7 @@
         <w:pStyle w:val="Compact"/>
         <w:numPr>
           <w:ilvl w:val="0"/>
-          <w:numId w:val="1013"/>
+          <w:numId w:val="1014"/>
         </w:numPr>
       </w:pPr>
       <w:r>
@@ -2193,7 +2296,7 @@
         <w:pStyle w:val="Compact"/>
         <w:numPr>
           <w:ilvl w:val="0"/>
-          <w:numId w:val="1013"/>
+          <w:numId w:val="1014"/>
         </w:numPr>
       </w:pPr>
       <w:r>
@@ -2208,7 +2311,7 @@
         <w:pStyle w:val="Compact"/>
         <w:numPr>
           <w:ilvl w:val="0"/>
-          <w:numId w:val="1013"/>
+          <w:numId w:val="1014"/>
         </w:numPr>
       </w:pPr>
       <w:r>
@@ -2223,7 +2326,7 @@
         <w:pStyle w:val="Compact"/>
         <w:numPr>
           <w:ilvl w:val="0"/>
-          <w:numId w:val="1013"/>
+          <w:numId w:val="1014"/>
         </w:numPr>
       </w:pPr>
       <w:r>
@@ -2238,7 +2341,7 @@
         <w:pStyle w:val="Compact"/>
         <w:numPr>
           <w:ilvl w:val="0"/>
-          <w:numId w:val="1013"/>
+          <w:numId w:val="1014"/>
         </w:numPr>
       </w:pPr>
       <w:r>
@@ -2253,7 +2356,7 @@
         <w:pStyle w:val="Compact"/>
         <w:numPr>
           <w:ilvl w:val="0"/>
-          <w:numId w:val="1013"/>
+          <w:numId w:val="1014"/>
         </w:numPr>
       </w:pPr>
       <w:r>
@@ -2263,8 +2366,8 @@
         <w:t xml:space="preserve">Documentação/Banner_Curso_MA.jpg</w:t>
       </w:r>
     </w:p>
-    <w:bookmarkEnd w:id="26"/>
-    <w:bookmarkStart w:id="27" w:name="artes-das-páginas-de-decisões-do-sidh"/>
+    <w:bookmarkEnd w:id="27"/>
+    <w:bookmarkStart w:id="28" w:name="artes-das-páginas-de-decisões-do-sidh"/>
     <w:p>
       <w:pPr>
         <w:pStyle w:val="Heading3"/>
@@ -2278,7 +2381,7 @@
         <w:pStyle w:val="Compact"/>
         <w:numPr>
           <w:ilvl w:val="0"/>
-          <w:numId w:val="1014"/>
+          <w:numId w:val="1015"/>
         </w:numPr>
       </w:pPr>
       <w:r>
@@ -2293,7 +2396,7 @@
         <w:pStyle w:val="Compact"/>
         <w:numPr>
           <w:ilvl w:val="0"/>
-          <w:numId w:val="1014"/>
+          <w:numId w:val="1015"/>
         </w:numPr>
       </w:pPr>
       <w:r>
@@ -2308,7 +2411,7 @@
         <w:pStyle w:val="Compact"/>
         <w:numPr>
           <w:ilvl w:val="0"/>
-          <w:numId w:val="1014"/>
+          <w:numId w:val="1015"/>
         </w:numPr>
       </w:pPr>
       <w:r>
@@ -2323,7 +2426,7 @@
         <w:pStyle w:val="Compact"/>
         <w:numPr>
           <w:ilvl w:val="0"/>
-          <w:numId w:val="1014"/>
+          <w:numId w:val="1015"/>
         </w:numPr>
       </w:pPr>
       <w:r>
@@ -2338,7 +2441,7 @@
         <w:pStyle w:val="Compact"/>
         <w:numPr>
           <w:ilvl w:val="0"/>
-          <w:numId w:val="1014"/>
+          <w:numId w:val="1015"/>
         </w:numPr>
       </w:pPr>
       <w:r>
@@ -2348,9 +2451,9 @@
         <w:t xml:space="preserve">Documentação/Banner_Ema_Presidio_Evaristo.png</w:t>
       </w:r>
     </w:p>
-    <w:bookmarkEnd w:id="27"/>
     <w:bookmarkEnd w:id="28"/>
-    <w:bookmarkStart w:id="29" w:name="X8db3c8f55efa0b8d1b510398062c922b35f971b"/>
+    <w:bookmarkEnd w:id="29"/>
+    <w:bookmarkStart w:id="30" w:name="X8db3c8f55efa0b8d1b510398062c922b35f971b"/>
     <w:p>
       <w:pPr>
         <w:pStyle w:val="Heading2"/>
@@ -2372,7 +2475,7 @@
         <w:pStyle w:val="Compact"/>
         <w:numPr>
           <w:ilvl w:val="0"/>
-          <w:numId w:val="1015"/>
+          <w:numId w:val="1016"/>
         </w:numPr>
       </w:pPr>
       <w:r>
@@ -2387,7 +2490,7 @@
         <w:pStyle w:val="Compact"/>
         <w:numPr>
           <w:ilvl w:val="0"/>
-          <w:numId w:val="1015"/>
+          <w:numId w:val="1016"/>
         </w:numPr>
       </w:pPr>
       <w:r>
@@ -2402,7 +2505,7 @@
         <w:pStyle w:val="Compact"/>
         <w:numPr>
           <w:ilvl w:val="0"/>
-          <w:numId w:val="1015"/>
+          <w:numId w:val="1016"/>
         </w:numPr>
       </w:pPr>
       <w:r>
@@ -2417,7 +2520,7 @@
         <w:pStyle w:val="Compact"/>
         <w:numPr>
           <w:ilvl w:val="0"/>
-          <w:numId w:val="1015"/>
+          <w:numId w:val="1016"/>
         </w:numPr>
       </w:pPr>
       <w:r>
@@ -2432,7 +2535,7 @@
         <w:pStyle w:val="Compact"/>
         <w:numPr>
           <w:ilvl w:val="0"/>
-          <w:numId w:val="1015"/>
+          <w:numId w:val="1016"/>
         </w:numPr>
       </w:pPr>
       <w:r>
@@ -2442,8 +2545,8 @@
         <w:t xml:space="preserve">Documentação/SEI_35491773_Despacho_486.pdf</w:t>
       </w:r>
     </w:p>
-    <w:bookmarkEnd w:id="29"/>
-    <w:bookmarkStart w:id="30" w:name="Xb451e6fd047afc9f23d5d992dce6d1e418e62c4"/>
+    <w:bookmarkEnd w:id="30"/>
+    <w:bookmarkStart w:id="31" w:name="Xb451e6fd047afc9f23d5d992dce6d1e418e62c4"/>
     <w:p>
       <w:pPr>
         <w:pStyle w:val="Heading2"/>
@@ -2457,7 +2560,7 @@
         <w:pStyle w:val="Compact"/>
         <w:numPr>
           <w:ilvl w:val="0"/>
-          <w:numId w:val="1016"/>
+          <w:numId w:val="1017"/>
         </w:numPr>
       </w:pPr>
       <w:r>
@@ -2469,7 +2572,7 @@
         <w:pStyle w:val="Compact"/>
         <w:numPr>
           <w:ilvl w:val="0"/>
-          <w:numId w:val="1016"/>
+          <w:numId w:val="1017"/>
         </w:numPr>
       </w:pPr>
       <w:r>
@@ -2490,7 +2593,7 @@
         <w:pStyle w:val="Compact"/>
         <w:numPr>
           <w:ilvl w:val="0"/>
-          <w:numId w:val="1016"/>
+          <w:numId w:val="1017"/>
         </w:numPr>
       </w:pPr>
       <w:r>
@@ -2502,15 +2605,15 @@
         <w:pStyle w:val="Compact"/>
         <w:numPr>
           <w:ilvl w:val="0"/>
-          <w:numId w:val="1016"/>
+          <w:numId w:val="1017"/>
         </w:numPr>
       </w:pPr>
       <w:r>
         <w:t xml:space="preserve">observações de curadoria interna, diagnóstico ou memória operacional como se fossem conteúdo público.</w:t>
       </w:r>
     </w:p>
-    <w:bookmarkEnd w:id="30"/>
-    <w:bookmarkStart w:id="31" w:name="X2df8a1deb0ff45ebdb12e53d9de342951222eae"/>
+    <w:bookmarkEnd w:id="31"/>
+    <w:bookmarkStart w:id="32" w:name="X2df8a1deb0ff45ebdb12e53d9de342951222eae"/>
     <w:p>
       <w:pPr>
         <w:pStyle w:val="Heading2"/>
@@ -2524,7 +2627,7 @@
         <w:pStyle w:val="Compact"/>
         <w:numPr>
           <w:ilvl w:val="0"/>
-          <w:numId w:val="1017"/>
+          <w:numId w:val="1018"/>
         </w:numPr>
       </w:pPr>
       <w:r>
@@ -2548,7 +2651,7 @@
         <w:pStyle w:val="Compact"/>
         <w:numPr>
           <w:ilvl w:val="0"/>
-          <w:numId w:val="1018"/>
+          <w:numId w:val="1019"/>
         </w:numPr>
       </w:pPr>
       <w:r>
@@ -2572,7 +2675,7 @@
         <w:pStyle w:val="Compact"/>
         <w:numPr>
           <w:ilvl w:val="0"/>
-          <w:numId w:val="1019"/>
+          <w:numId w:val="1020"/>
         </w:numPr>
       </w:pPr>
       <w:r>
@@ -2584,7 +2687,7 @@
         <w:pStyle w:val="Compact"/>
         <w:numPr>
           <w:ilvl w:val="0"/>
-          <w:numId w:val="1020"/>
+          <w:numId w:val="1021"/>
         </w:numPr>
       </w:pPr>
       <w:r>
@@ -2635,7 +2738,7 @@
         <w:pStyle w:val="Compact"/>
         <w:numPr>
           <w:ilvl w:val="0"/>
-          <w:numId w:val="1021"/>
+          <w:numId w:val="1022"/>
         </w:numPr>
       </w:pPr>
       <w:r>
@@ -2662,7 +2765,34 @@
         <w:pStyle w:val="Compact"/>
         <w:numPr>
           <w:ilvl w:val="0"/>
-          <w:numId w:val="1022"/>
+          <w:numId w:val="1023"/>
+        </w:numPr>
+      </w:pPr>
+      <w:r>
+        <w:t xml:space="preserve">O currículo em PDF</w:t>
+      </w:r>
+      <w:r>
+        <w:t xml:space="preserve"> </w:t>
+      </w:r>
+      <w:r>
+        <w:rPr>
+          <w:rStyle w:val="VerbatimChar"/>
+        </w:rPr>
+        <w:t xml:space="preserve">Curriculo_Joao_vitor_elpidio_Ferreira.pdf</w:t>
+      </w:r>
+      <w:r>
+        <w:t xml:space="preserve"> </w:t>
+      </w:r>
+      <w:r>
+        <w:t xml:space="preserve">foi incluído ou referenciado no pacote encaminhado.</w:t>
+      </w:r>
+    </w:p>
+    <w:p>
+      <w:pPr>
+        <w:pStyle w:val="Compact"/>
+        <w:numPr>
+          <w:ilvl w:val="0"/>
+          <w:numId w:val="1024"/>
         </w:numPr>
       </w:pPr>
       <w:r>
@@ -2674,7 +2804,7 @@
         <w:pStyle w:val="Compact"/>
         <w:numPr>
           <w:ilvl w:val="0"/>
-          <w:numId w:val="1023"/>
+          <w:numId w:val="1025"/>
         </w:numPr>
       </w:pPr>
       <w:r>
@@ -2716,7 +2846,19 @@
         <w:pStyle w:val="Compact"/>
         <w:numPr>
           <w:ilvl w:val="0"/>
-          <w:numId w:val="1024"/>
+          <w:numId w:val="1026"/>
+        </w:numPr>
+      </w:pPr>
+      <w:r>
+        <w:t xml:space="preserve">O texto deixa claro que a homepage deve exibir, abaixo do mapa, um bloco horizontal de contato resumido e, abaixo dele, o currículo do Ouvidor.</w:t>
+      </w:r>
+    </w:p>
+    <w:p>
+      <w:pPr>
+        <w:pStyle w:val="Compact"/>
+        <w:numPr>
+          <w:ilvl w:val="0"/>
+          <w:numId w:val="1027"/>
         </w:numPr>
       </w:pPr>
       <w:r>
@@ -2740,7 +2882,7 @@
         <w:pStyle w:val="Compact"/>
         <w:numPr>
           <w:ilvl w:val="0"/>
-          <w:numId w:val="1025"/>
+          <w:numId w:val="1028"/>
         </w:numPr>
       </w:pPr>
       <w:r>
@@ -2776,7 +2918,7 @@
         <w:pStyle w:val="Compact"/>
         <w:numPr>
           <w:ilvl w:val="0"/>
-          <w:numId w:val="1026"/>
+          <w:numId w:val="1029"/>
         </w:numPr>
       </w:pPr>
       <w:r>
@@ -2803,7 +2945,7 @@
         <w:pStyle w:val="Compact"/>
         <w:numPr>
           <w:ilvl w:val="0"/>
-          <w:numId w:val="1027"/>
+          <w:numId w:val="1030"/>
         </w:numPr>
       </w:pPr>
       <w:r>
@@ -2842,7 +2984,7 @@
         <w:pStyle w:val="Compact"/>
         <w:numPr>
           <w:ilvl w:val="0"/>
-          <w:numId w:val="1028"/>
+          <w:numId w:val="1031"/>
         </w:numPr>
       </w:pPr>
       <w:r>
@@ -2893,7 +3035,7 @@
         <w:pStyle w:val="Compact"/>
         <w:numPr>
           <w:ilvl w:val="0"/>
-          <w:numId w:val="1029"/>
+          <w:numId w:val="1032"/>
         </w:numPr>
       </w:pPr>
       <w:r>
@@ -2905,7 +3047,7 @@
         <w:pStyle w:val="Compact"/>
         <w:numPr>
           <w:ilvl w:val="0"/>
-          <w:numId w:val="1030"/>
+          <w:numId w:val="1033"/>
         </w:numPr>
       </w:pPr>
       <w:r>
@@ -2917,7 +3059,7 @@
         <w:pStyle w:val="Compact"/>
         <w:numPr>
           <w:ilvl w:val="0"/>
-          <w:numId w:val="1031"/>
+          <w:numId w:val="1034"/>
         </w:numPr>
       </w:pPr>
       <w:r>
@@ -2944,7 +3086,7 @@
         <w:pStyle w:val="Compact"/>
         <w:numPr>
           <w:ilvl w:val="0"/>
-          <w:numId w:val="1032"/>
+          <w:numId w:val="1035"/>
         </w:numPr>
       </w:pPr>
       <w:r>
@@ -2956,7 +3098,7 @@
         <w:pStyle w:val="Compact"/>
         <w:numPr>
           <w:ilvl w:val="0"/>
-          <w:numId w:val="1033"/>
+          <w:numId w:val="1036"/>
         </w:numPr>
       </w:pPr>
       <w:r>
@@ -2968,15 +3110,15 @@
         <w:pStyle w:val="Compact"/>
         <w:numPr>
           <w:ilvl w:val="0"/>
-          <w:numId w:val="1034"/>
+          <w:numId w:val="1037"/>
         </w:numPr>
       </w:pPr>
       <w:r>
         <w:t xml:space="preserve">Foi feita leitura final para eliminar erro de digitação, inconsistência de nome de arquivo ou divergência de nomenclatura.</w:t>
       </w:r>
     </w:p>
-    <w:bookmarkEnd w:id="31"/>
-    <w:bookmarkStart w:id="32" w:name="checklist-após-o-envio"/>
+    <w:bookmarkEnd w:id="32"/>
+    <w:bookmarkStart w:id="33" w:name="checklist-após-o-envio"/>
     <w:p>
       <w:pPr>
         <w:pStyle w:val="Heading2"/>
@@ -2990,7 +3132,7 @@
         <w:pStyle w:val="Compact"/>
         <w:numPr>
           <w:ilvl w:val="0"/>
-          <w:numId w:val="1035"/>
+          <w:numId w:val="1038"/>
         </w:numPr>
       </w:pPr>
       <w:r>
@@ -3002,7 +3144,7 @@
         <w:pStyle w:val="Compact"/>
         <w:numPr>
           <w:ilvl w:val="0"/>
-          <w:numId w:val="1036"/>
+          <w:numId w:val="1039"/>
         </w:numPr>
       </w:pPr>
       <w:r>
@@ -3014,7 +3156,7 @@
         <w:pStyle w:val="Compact"/>
         <w:numPr>
           <w:ilvl w:val="0"/>
-          <w:numId w:val="1037"/>
+          <w:numId w:val="1040"/>
         </w:numPr>
       </w:pPr>
       <w:r>
@@ -3026,7 +3168,7 @@
         <w:pStyle w:val="Compact"/>
         <w:numPr>
           <w:ilvl w:val="0"/>
-          <w:numId w:val="1038"/>
+          <w:numId w:val="1041"/>
         </w:numPr>
       </w:pPr>
       <w:r>
@@ -3038,15 +3180,15 @@
         <w:pStyle w:val="Compact"/>
         <w:numPr>
           <w:ilvl w:val="0"/>
-          <w:numId w:val="1039"/>
+          <w:numId w:val="1042"/>
         </w:numPr>
       </w:pPr>
       <w:r>
         <w:t xml:space="preserve">Se houver validação pela URL pública do protótipo, lembrar que o GitHub Pages pode servir versão em cache; em caso de dúvida, usar recarga forçada ou query string de cache-busting.</w:t>
       </w:r>
     </w:p>
-    <w:bookmarkEnd w:id="32"/>
-    <w:bookmarkStart w:id="33" w:name="Xd210f44007d21c22453f29b1f554579f3687f27"/>
+    <w:bookmarkEnd w:id="33"/>
+    <w:bookmarkStart w:id="34" w:name="Xd210f44007d21c22453f29b1f554579f3687f27"/>
     <w:p>
       <w:pPr>
         <w:pStyle w:val="Heading2"/>
@@ -3060,7 +3202,7 @@
         <w:pStyle w:val="Compact"/>
         <w:numPr>
           <w:ilvl w:val="0"/>
-          <w:numId w:val="1040"/>
+          <w:numId w:val="1043"/>
         </w:numPr>
       </w:pPr>
       <w:r>
@@ -3087,7 +3229,7 @@
         <w:pStyle w:val="Compact"/>
         <w:numPr>
           <w:ilvl w:val="0"/>
-          <w:numId w:val="1040"/>
+          <w:numId w:val="1043"/>
         </w:numPr>
       </w:pPr>
       <w:r>
@@ -3099,7 +3241,7 @@
         <w:pStyle w:val="Compact"/>
         <w:numPr>
           <w:ilvl w:val="0"/>
-          <w:numId w:val="1040"/>
+          <w:numId w:val="1043"/>
         </w:numPr>
       </w:pPr>
       <w:r>
@@ -3111,7 +3253,7 @@
         <w:pStyle w:val="Compact"/>
         <w:numPr>
           <w:ilvl w:val="0"/>
-          <w:numId w:val="1040"/>
+          <w:numId w:val="1043"/>
         </w:numPr>
       </w:pPr>
       <w:r>
@@ -3123,7 +3265,7 @@
         <w:pStyle w:val="Compact"/>
         <w:numPr>
           <w:ilvl w:val="0"/>
-          <w:numId w:val="1040"/>
+          <w:numId w:val="1043"/>
         </w:numPr>
       </w:pPr>
       <w:r>
@@ -3147,15 +3289,15 @@
         <w:pStyle w:val="Compact"/>
         <w:numPr>
           <w:ilvl w:val="0"/>
-          <w:numId w:val="1040"/>
+          <w:numId w:val="1043"/>
         </w:numPr>
       </w:pPr>
       <w:r>
         <w:t xml:space="preserve">Não usar o diário de bordo como documento principal de instrução externa; ele deve permanecer como memória interna.</w:t>
       </w:r>
     </w:p>
-    <w:bookmarkEnd w:id="33"/>
     <w:bookmarkEnd w:id="34"/>
+    <w:bookmarkEnd w:id="35"/>
     <w:sectPr>
       <w:footnotePr>
         <w:numRestart w:val="eachSect"/>
@@ -3609,7 +3751,7 @@
     <w:abstractNumId w:val="991"/>
   </w:num>
   <w:num w:numId="1017">
-    <w:abstractNumId w:val="992"/>
+    <w:abstractNumId w:val="991"/>
   </w:num>
   <w:num w:numId="1018">
     <w:abstractNumId w:val="992"/>
@@ -3678,6 +3820,15 @@
     <w:abstractNumId w:val="992"/>
   </w:num>
   <w:num w:numId="1040">
+    <w:abstractNumId w:val="992"/>
+  </w:num>
+  <w:num w:numId="1041">
+    <w:abstractNumId w:val="992"/>
+  </w:num>
+  <w:num w:numId="1042">
+    <w:abstractNumId w:val="992"/>
+  </w:num>
+  <w:num w:numId="1043">
     <w:abstractNumId w:val="991"/>
   </w:num>
 </w:numbering>

--- a/Documentação/minuta_atualizacao_sei_e_encaminhamento_dicom.docx
+++ b/Documentação/minuta_atualizacao_sei_e_encaminhamento_dicom.docx
@@ -2,7 +2,7 @@
 <file path=word/document.xml><?xml version="1.0" encoding="utf-8"?>
 <w:document xmlns:w="http://schemas.openxmlformats.org/wordprocessingml/2006/main" xmlns:m="http://schemas.openxmlformats.org/officeDocument/2006/math" xmlns:r="http://schemas.openxmlformats.org/officeDocument/2006/relationships" xmlns:o="urn:schemas-microsoft-com:office:office" xmlns:v="urn:schemas-microsoft-com:vml" xmlns:w10="urn:schemas-microsoft-com:office:word" xmlns:a="http://schemas.openxmlformats.org/drawingml/2006/main" xmlns:pic="http://schemas.openxmlformats.org/drawingml/2006/picture" xmlns:wp="http://schemas.openxmlformats.org/drawingml/2006/wordprocessingDrawing">
   <w:body>
-    <w:bookmarkStart w:id="35" w:name="Xf349bec90af0a9d995a74608d651c9e344d0148"/>
+    <w:bookmarkStart w:id="36" w:name="Xf349bec90af0a9d995a74608d651c9e344d0148"/>
     <w:p>
       <w:pPr>
         <w:pStyle w:val="Heading1"/>
@@ -498,6 +498,33 @@
       </w:r>
       <w:r>
         <w:t xml:space="preserve">, com link para o PDF institucional correspondente;</w:t>
+      </w:r>
+    </w:p>
+    <w:p>
+      <w:pPr>
+        <w:pStyle w:val="Compact"/>
+        <w:numPr>
+          <w:ilvl w:val="0"/>
+          <w:numId w:val="1002"/>
+        </w:numPr>
+      </w:pPr>
+      <w:r>
+        <w:t xml:space="preserve">inclusão, na homepage, da seção</w:t>
+      </w:r>
+      <w:r>
+        <w:t xml:space="preserve"> </w:t>
+      </w:r>
+      <w:r>
+        <w:rPr>
+          <w:rStyle w:val="VerbatimChar"/>
+        </w:rPr>
+        <w:t xml:space="preserve">Legislação</w:t>
+      </w:r>
+      <w:r>
+        <w:t xml:space="preserve"> </w:t>
+      </w:r>
+      <w:r>
+        <w:t xml:space="preserve">abaixo do painel de tratamento de demandas, com links simples para os normativos basilares atualmente disponíveis na pasta documental correspondente;</w:t>
       </w:r>
     </w:p>
     <w:p>
@@ -1201,6 +1228,45 @@
         </w:numPr>
       </w:pPr>
       <w:r>
+        <w:t xml:space="preserve">Inserir, abaixo do painel de tratamento de demandas, a seção</w:t>
+      </w:r>
+      <w:r>
+        <w:t xml:space="preserve"> </w:t>
+      </w:r>
+      <w:r>
+        <w:rPr>
+          <w:rStyle w:val="VerbatimChar"/>
+        </w:rPr>
+        <w:t xml:space="preserve">Legislação</w:t>
+      </w:r>
+      <w:r>
+        <w:t xml:space="preserve"> </w:t>
+      </w:r>
+      <w:r>
+        <w:t xml:space="preserve">com os normativos basilares já disponíveis na pasta</w:t>
+      </w:r>
+      <w:r>
+        <w:t xml:space="preserve"> </w:t>
+      </w:r>
+      <w:r>
+        <w:rPr>
+          <w:rStyle w:val="VerbatimChar"/>
+        </w:rPr>
+        <w:t xml:space="preserve">Normativas Basilares de Ouvidoria</w:t>
+      </w:r>
+      <w:r>
+        <w:t xml:space="preserve">.</w:t>
+      </w:r>
+    </w:p>
+    <w:p>
+      <w:pPr>
+        <w:pStyle w:val="Compact"/>
+        <w:numPr>
+          <w:ilvl w:val="0"/>
+          <w:numId w:val="1004"/>
+        </w:numPr>
+      </w:pPr>
+      <w:r>
         <w:t xml:space="preserve">Não tratar o HTML local como instrução de implementação; a publicação final deve ocorrer com componentes nativos do gov.br.</w:t>
       </w:r>
     </w:p>
@@ -1757,7 +1823,22 @@
         <w:t xml:space="preserve"> </w:t>
       </w:r>
       <w:r>
-        <w:t xml:space="preserve">abaixo do mapa; e a atualização das seções iniciais das subpáginas para</w:t>
+        <w:t xml:space="preserve">abaixo do mapa; a inclusão da seção</w:t>
+      </w:r>
+      <w:r>
+        <w:t xml:space="preserve"> </w:t>
+      </w:r>
+      <w:r>
+        <w:rPr>
+          <w:rStyle w:val="VerbatimChar"/>
+        </w:rPr>
+        <w:t xml:space="preserve">Legislação</w:t>
+      </w:r>
+      <w:r>
+        <w:t xml:space="preserve"> </w:t>
+      </w:r>
+      <w:r>
+        <w:t xml:space="preserve">abaixo do painel de tratamento de demandas; e a atualização das seções iniciais das subpáginas para</w:t>
       </w:r>
       <w:r>
         <w:t xml:space="preserve"> </w:t>
@@ -1883,7 +1964,7 @@
       </w:r>
     </w:p>
     <w:bookmarkEnd w:id="20"/>
-    <w:bookmarkStart w:id="29" w:name="Xc2906b9166777aff7671056cf5fc772f1b8df82"/>
+    <w:bookmarkStart w:id="30" w:name="Xc2906b9166777aff7671056cf5fc772f1b8df82"/>
     <w:p>
       <w:pPr>
         <w:pStyle w:val="Heading2"/>
@@ -2142,12 +2223,112 @@
       </w:r>
     </w:p>
     <w:bookmarkEnd w:id="24"/>
-    <w:bookmarkStart w:id="25" w:name="artes-dos-cards-e-entradas-de-subpágina"/>
+    <w:bookmarkStart w:id="25" w:name="normativos-basilares-da-homepage"/>
     <w:p>
       <w:pPr>
         <w:pStyle w:val="Heading3"/>
       </w:pPr>
       <w:r>
+        <w:t xml:space="preserve">Normativos basilares da homepage</w:t>
+      </w:r>
+    </w:p>
+    <w:p>
+      <w:pPr>
+        <w:pStyle w:val="Compact"/>
+        <w:numPr>
+          <w:ilvl w:val="0"/>
+          <w:numId w:val="1012"/>
+        </w:numPr>
+      </w:pPr>
+      <w:r>
+        <w:rPr>
+          <w:rStyle w:val="VerbatimChar"/>
+        </w:rPr>
+        <w:t xml:space="preserve">Documentação/Normativas Basilares de Ouvidoria/LEI N°12.527.2011.pdf</w:t>
+      </w:r>
+    </w:p>
+    <w:p>
+      <w:pPr>
+        <w:pStyle w:val="Compact"/>
+        <w:numPr>
+          <w:ilvl w:val="0"/>
+          <w:numId w:val="1012"/>
+        </w:numPr>
+      </w:pPr>
+      <w:r>
+        <w:rPr>
+          <w:rStyle w:val="VerbatimChar"/>
+        </w:rPr>
+        <w:t xml:space="preserve">Documentação/Normativas Basilares de Ouvidoria/LEI N°13.460.2017.pdf</w:t>
+      </w:r>
+    </w:p>
+    <w:p>
+      <w:pPr>
+        <w:pStyle w:val="Compact"/>
+        <w:numPr>
+          <w:ilvl w:val="0"/>
+          <w:numId w:val="1012"/>
+        </w:numPr>
+      </w:pPr>
+      <w:r>
+        <w:rPr>
+          <w:rStyle w:val="VerbatimChar"/>
+        </w:rPr>
+        <w:t xml:space="preserve">Documentação/Normativas Basilares de Ouvidoria/LEI N°13.709.2018.pdf</w:t>
+      </w:r>
+    </w:p>
+    <w:p>
+      <w:pPr>
+        <w:pStyle w:val="Compact"/>
+        <w:numPr>
+          <w:ilvl w:val="0"/>
+          <w:numId w:val="1012"/>
+        </w:numPr>
+      </w:pPr>
+      <w:r>
+        <w:rPr>
+          <w:rStyle w:val="VerbatimChar"/>
+        </w:rPr>
+        <w:t xml:space="preserve">Documentação/Normativas Basilares de Ouvidoria/Decreto N°9.492.2018.pdf</w:t>
+      </w:r>
+    </w:p>
+    <w:p>
+      <w:pPr>
+        <w:pStyle w:val="Compact"/>
+        <w:numPr>
+          <w:ilvl w:val="0"/>
+          <w:numId w:val="1012"/>
+        </w:numPr>
+      </w:pPr>
+      <w:r>
+        <w:rPr>
+          <w:rStyle w:val="VerbatimChar"/>
+        </w:rPr>
+        <w:t xml:space="preserve">Documentação/Normativas Basilares de Ouvidoria/Decreto N°10.153.2019.pdf</w:t>
+      </w:r>
+    </w:p>
+    <w:p>
+      <w:pPr>
+        <w:pStyle w:val="Compact"/>
+        <w:numPr>
+          <w:ilvl w:val="0"/>
+          <w:numId w:val="1012"/>
+        </w:numPr>
+      </w:pPr>
+      <w:r>
+        <w:rPr>
+          <w:rStyle w:val="VerbatimChar"/>
+        </w:rPr>
+        <w:t xml:space="preserve">Documentação/Normativas Basilares de Ouvidoria/Portaria Normativa CGU - N°116.2024.pdf</w:t>
+      </w:r>
+    </w:p>
+    <w:bookmarkEnd w:id="25"/>
+    <w:bookmarkStart w:id="26" w:name="artes-dos-cards-e-entradas-de-subpágina"/>
+    <w:p>
+      <w:pPr>
+        <w:pStyle w:val="Heading3"/>
+      </w:pPr>
+      <w:r>
         <w:t xml:space="preserve">Artes dos cards e entradas de subpágina</w:t>
       </w:r>
     </w:p>
@@ -2156,7 +2337,7 @@
         <w:pStyle w:val="Compact"/>
         <w:numPr>
           <w:ilvl w:val="0"/>
-          <w:numId w:val="1012"/>
+          <w:numId w:val="1013"/>
         </w:numPr>
       </w:pPr>
       <w:r>
@@ -2171,7 +2352,7 @@
         <w:pStyle w:val="Compact"/>
         <w:numPr>
           <w:ilvl w:val="0"/>
-          <w:numId w:val="1012"/>
+          <w:numId w:val="1013"/>
         </w:numPr>
       </w:pPr>
       <w:r>
@@ -2186,7 +2367,7 @@
         <w:pStyle w:val="Compact"/>
         <w:numPr>
           <w:ilvl w:val="0"/>
-          <w:numId w:val="1012"/>
+          <w:numId w:val="1013"/>
         </w:numPr>
       </w:pPr>
       <w:r>
@@ -2201,7 +2382,7 @@
         <w:pStyle w:val="Compact"/>
         <w:numPr>
           <w:ilvl w:val="0"/>
-          <w:numId w:val="1012"/>
+          <w:numId w:val="1013"/>
         </w:numPr>
       </w:pPr>
       <w:r>
@@ -2211,8 +2392,8 @@
         <w:t xml:space="preserve">Documentação/Botao_RevistaBrasileira.png</w:t>
       </w:r>
     </w:p>
-    <w:bookmarkEnd w:id="25"/>
-    <w:bookmarkStart w:id="26" w:name="artes-da-subpágina-rede-de-ouvidorias"/>
+    <w:bookmarkEnd w:id="26"/>
+    <w:bookmarkStart w:id="27" w:name="artes-da-subpágina-rede-de-ouvidorias"/>
     <w:p>
       <w:pPr>
         <w:pStyle w:val="Heading3"/>
@@ -2226,7 +2407,7 @@
         <w:pStyle w:val="Compact"/>
         <w:numPr>
           <w:ilvl w:val="0"/>
-          <w:numId w:val="1013"/>
+          <w:numId w:val="1014"/>
         </w:numPr>
       </w:pPr>
       <w:r>
@@ -2241,7 +2422,7 @@
         <w:pStyle w:val="Compact"/>
         <w:numPr>
           <w:ilvl w:val="0"/>
-          <w:numId w:val="1013"/>
+          <w:numId w:val="1014"/>
         </w:numPr>
       </w:pPr>
       <w:r>
@@ -2256,7 +2437,7 @@
         <w:pStyle w:val="Compact"/>
         <w:numPr>
           <w:ilvl w:val="0"/>
-          <w:numId w:val="1013"/>
+          <w:numId w:val="1014"/>
         </w:numPr>
       </w:pPr>
       <w:r>
@@ -2266,8 +2447,8 @@
         <w:t xml:space="preserve">Documentação/Banner_Renospen_3.jpeg</w:t>
       </w:r>
     </w:p>
-    <w:bookmarkEnd w:id="26"/>
-    <w:bookmarkStart w:id="27" w:name="artes-da-subpágina-ema---senappen"/>
+    <w:bookmarkEnd w:id="27"/>
+    <w:bookmarkStart w:id="28" w:name="artes-da-subpágina-ema---senappen"/>
     <w:p>
       <w:pPr>
         <w:pStyle w:val="Heading3"/>
@@ -2281,7 +2462,7 @@
         <w:pStyle w:val="Compact"/>
         <w:numPr>
           <w:ilvl w:val="0"/>
-          <w:numId w:val="1014"/>
+          <w:numId w:val="1015"/>
         </w:numPr>
       </w:pPr>
       <w:r>
@@ -2296,7 +2477,7 @@
         <w:pStyle w:val="Compact"/>
         <w:numPr>
           <w:ilvl w:val="0"/>
-          <w:numId w:val="1014"/>
+          <w:numId w:val="1015"/>
         </w:numPr>
       </w:pPr>
       <w:r>
@@ -2311,7 +2492,7 @@
         <w:pStyle w:val="Compact"/>
         <w:numPr>
           <w:ilvl w:val="0"/>
-          <w:numId w:val="1014"/>
+          <w:numId w:val="1015"/>
         </w:numPr>
       </w:pPr>
       <w:r>
@@ -2326,7 +2507,7 @@
         <w:pStyle w:val="Compact"/>
         <w:numPr>
           <w:ilvl w:val="0"/>
-          <w:numId w:val="1014"/>
+          <w:numId w:val="1015"/>
         </w:numPr>
       </w:pPr>
       <w:r>
@@ -2341,7 +2522,7 @@
         <w:pStyle w:val="Compact"/>
         <w:numPr>
           <w:ilvl w:val="0"/>
-          <w:numId w:val="1014"/>
+          <w:numId w:val="1015"/>
         </w:numPr>
       </w:pPr>
       <w:r>
@@ -2356,7 +2537,7 @@
         <w:pStyle w:val="Compact"/>
         <w:numPr>
           <w:ilvl w:val="0"/>
-          <w:numId w:val="1014"/>
+          <w:numId w:val="1015"/>
         </w:numPr>
       </w:pPr>
       <w:r>
@@ -2366,8 +2547,8 @@
         <w:t xml:space="preserve">Documentação/Banner_Curso_MA.jpg</w:t>
       </w:r>
     </w:p>
-    <w:bookmarkEnd w:id="27"/>
-    <w:bookmarkStart w:id="28" w:name="artes-das-páginas-de-decisões-do-sidh"/>
+    <w:bookmarkEnd w:id="28"/>
+    <w:bookmarkStart w:id="29" w:name="artes-das-páginas-de-decisões-do-sidh"/>
     <w:p>
       <w:pPr>
         <w:pStyle w:val="Heading3"/>
@@ -2381,7 +2562,7 @@
         <w:pStyle w:val="Compact"/>
         <w:numPr>
           <w:ilvl w:val="0"/>
-          <w:numId w:val="1015"/>
+          <w:numId w:val="1016"/>
         </w:numPr>
       </w:pPr>
       <w:r>
@@ -2396,7 +2577,7 @@
         <w:pStyle w:val="Compact"/>
         <w:numPr>
           <w:ilvl w:val="0"/>
-          <w:numId w:val="1015"/>
+          <w:numId w:val="1016"/>
         </w:numPr>
       </w:pPr>
       <w:r>
@@ -2411,7 +2592,7 @@
         <w:pStyle w:val="Compact"/>
         <w:numPr>
           <w:ilvl w:val="0"/>
-          <w:numId w:val="1015"/>
+          <w:numId w:val="1016"/>
         </w:numPr>
       </w:pPr>
       <w:r>
@@ -2426,7 +2607,7 @@
         <w:pStyle w:val="Compact"/>
         <w:numPr>
           <w:ilvl w:val="0"/>
-          <w:numId w:val="1015"/>
+          <w:numId w:val="1016"/>
         </w:numPr>
       </w:pPr>
       <w:r>
@@ -2441,7 +2622,7 @@
         <w:pStyle w:val="Compact"/>
         <w:numPr>
           <w:ilvl w:val="0"/>
-          <w:numId w:val="1015"/>
+          <w:numId w:val="1016"/>
         </w:numPr>
       </w:pPr>
       <w:r>
@@ -2451,9 +2632,9 @@
         <w:t xml:space="preserve">Documentação/Banner_Ema_Presidio_Evaristo.png</w:t>
       </w:r>
     </w:p>
-    <w:bookmarkEnd w:id="28"/>
     <w:bookmarkEnd w:id="29"/>
-    <w:bookmarkStart w:id="30" w:name="X8db3c8f55efa0b8d1b510398062c922b35f971b"/>
+    <w:bookmarkEnd w:id="30"/>
+    <w:bookmarkStart w:id="31" w:name="X8db3c8f55efa0b8d1b510398062c922b35f971b"/>
     <w:p>
       <w:pPr>
         <w:pStyle w:val="Heading2"/>
@@ -2475,7 +2656,7 @@
         <w:pStyle w:val="Compact"/>
         <w:numPr>
           <w:ilvl w:val="0"/>
-          <w:numId w:val="1016"/>
+          <w:numId w:val="1017"/>
         </w:numPr>
       </w:pPr>
       <w:r>
@@ -2490,7 +2671,7 @@
         <w:pStyle w:val="Compact"/>
         <w:numPr>
           <w:ilvl w:val="0"/>
-          <w:numId w:val="1016"/>
+          <w:numId w:val="1017"/>
         </w:numPr>
       </w:pPr>
       <w:r>
@@ -2505,7 +2686,7 @@
         <w:pStyle w:val="Compact"/>
         <w:numPr>
           <w:ilvl w:val="0"/>
-          <w:numId w:val="1016"/>
+          <w:numId w:val="1017"/>
         </w:numPr>
       </w:pPr>
       <w:r>
@@ -2520,7 +2701,7 @@
         <w:pStyle w:val="Compact"/>
         <w:numPr>
           <w:ilvl w:val="0"/>
-          <w:numId w:val="1016"/>
+          <w:numId w:val="1017"/>
         </w:numPr>
       </w:pPr>
       <w:r>
@@ -2535,7 +2716,7 @@
         <w:pStyle w:val="Compact"/>
         <w:numPr>
           <w:ilvl w:val="0"/>
-          <w:numId w:val="1016"/>
+          <w:numId w:val="1017"/>
         </w:numPr>
       </w:pPr>
       <w:r>
@@ -2545,8 +2726,8 @@
         <w:t xml:space="preserve">Documentação/SEI_35491773_Despacho_486.pdf</w:t>
       </w:r>
     </w:p>
-    <w:bookmarkEnd w:id="30"/>
-    <w:bookmarkStart w:id="31" w:name="Xb451e6fd047afc9f23d5d992dce6d1e418e62c4"/>
+    <w:bookmarkEnd w:id="31"/>
+    <w:bookmarkStart w:id="32" w:name="Xb451e6fd047afc9f23d5d992dce6d1e418e62c4"/>
     <w:p>
       <w:pPr>
         <w:pStyle w:val="Heading2"/>
@@ -2560,7 +2741,7 @@
         <w:pStyle w:val="Compact"/>
         <w:numPr>
           <w:ilvl w:val="0"/>
-          <w:numId w:val="1017"/>
+          <w:numId w:val="1018"/>
         </w:numPr>
       </w:pPr>
       <w:r>
@@ -2572,7 +2753,7 @@
         <w:pStyle w:val="Compact"/>
         <w:numPr>
           <w:ilvl w:val="0"/>
-          <w:numId w:val="1017"/>
+          <w:numId w:val="1018"/>
         </w:numPr>
       </w:pPr>
       <w:r>
@@ -2593,7 +2774,7 @@
         <w:pStyle w:val="Compact"/>
         <w:numPr>
           <w:ilvl w:val="0"/>
-          <w:numId w:val="1017"/>
+          <w:numId w:val="1018"/>
         </w:numPr>
       </w:pPr>
       <w:r>
@@ -2605,15 +2786,15 @@
         <w:pStyle w:val="Compact"/>
         <w:numPr>
           <w:ilvl w:val="0"/>
-          <w:numId w:val="1017"/>
+          <w:numId w:val="1018"/>
         </w:numPr>
       </w:pPr>
       <w:r>
         <w:t xml:space="preserve">observações de curadoria interna, diagnóstico ou memória operacional como se fossem conteúdo público.</w:t>
       </w:r>
     </w:p>
-    <w:bookmarkEnd w:id="31"/>
-    <w:bookmarkStart w:id="32" w:name="X2df8a1deb0ff45ebdb12e53d9de342951222eae"/>
+    <w:bookmarkEnd w:id="32"/>
+    <w:bookmarkStart w:id="33" w:name="X2df8a1deb0ff45ebdb12e53d9de342951222eae"/>
     <w:p>
       <w:pPr>
         <w:pStyle w:val="Heading2"/>
@@ -2627,7 +2808,7 @@
         <w:pStyle w:val="Compact"/>
         <w:numPr>
           <w:ilvl w:val="0"/>
-          <w:numId w:val="1018"/>
+          <w:numId w:val="1019"/>
         </w:numPr>
       </w:pPr>
       <w:r>
@@ -2651,7 +2832,7 @@
         <w:pStyle w:val="Compact"/>
         <w:numPr>
           <w:ilvl w:val="0"/>
-          <w:numId w:val="1019"/>
+          <w:numId w:val="1020"/>
         </w:numPr>
       </w:pPr>
       <w:r>
@@ -2675,7 +2856,7 @@
         <w:pStyle w:val="Compact"/>
         <w:numPr>
           <w:ilvl w:val="0"/>
-          <w:numId w:val="1020"/>
+          <w:numId w:val="1021"/>
         </w:numPr>
       </w:pPr>
       <w:r>
@@ -2687,7 +2868,7 @@
         <w:pStyle w:val="Compact"/>
         <w:numPr>
           <w:ilvl w:val="0"/>
-          <w:numId w:val="1021"/>
+          <w:numId w:val="1022"/>
         </w:numPr>
       </w:pPr>
       <w:r>
@@ -2738,7 +2919,7 @@
         <w:pStyle w:val="Compact"/>
         <w:numPr>
           <w:ilvl w:val="0"/>
-          <w:numId w:val="1022"/>
+          <w:numId w:val="1023"/>
         </w:numPr>
       </w:pPr>
       <w:r>
@@ -2765,7 +2946,7 @@
         <w:pStyle w:val="Compact"/>
         <w:numPr>
           <w:ilvl w:val="0"/>
-          <w:numId w:val="1023"/>
+          <w:numId w:val="1024"/>
         </w:numPr>
       </w:pPr>
       <w:r>
@@ -2792,7 +2973,46 @@
         <w:pStyle w:val="Compact"/>
         <w:numPr>
           <w:ilvl w:val="0"/>
-          <w:numId w:val="1024"/>
+          <w:numId w:val="1025"/>
+        </w:numPr>
+      </w:pPr>
+      <w:r>
+        <w:t xml:space="preserve">Os normativos da seção</w:t>
+      </w:r>
+      <w:r>
+        <w:t xml:space="preserve"> </w:t>
+      </w:r>
+      <w:r>
+        <w:rPr>
+          <w:rStyle w:val="VerbatimChar"/>
+        </w:rPr>
+        <w:t xml:space="preserve">Legislação</w:t>
+      </w:r>
+      <w:r>
+        <w:t xml:space="preserve"> </w:t>
+      </w:r>
+      <w:r>
+        <w:t xml:space="preserve">correspondem apenas aos PDFs efetivamente presentes na pasta</w:t>
+      </w:r>
+      <w:r>
+        <w:t xml:space="preserve"> </w:t>
+      </w:r>
+      <w:r>
+        <w:rPr>
+          <w:rStyle w:val="VerbatimChar"/>
+        </w:rPr>
+        <w:t xml:space="preserve">Normativas Basilares de Ouvidoria</w:t>
+      </w:r>
+      <w:r>
+        <w:t xml:space="preserve">.</w:t>
+      </w:r>
+    </w:p>
+    <w:p>
+      <w:pPr>
+        <w:pStyle w:val="Compact"/>
+        <w:numPr>
+          <w:ilvl w:val="0"/>
+          <w:numId w:val="1026"/>
         </w:numPr>
       </w:pPr>
       <w:r>
@@ -2804,7 +3024,7 @@
         <w:pStyle w:val="Compact"/>
         <w:numPr>
           <w:ilvl w:val="0"/>
-          <w:numId w:val="1025"/>
+          <w:numId w:val="1027"/>
         </w:numPr>
       </w:pPr>
       <w:r>
@@ -2846,7 +3066,7 @@
         <w:pStyle w:val="Compact"/>
         <w:numPr>
           <w:ilvl w:val="0"/>
-          <w:numId w:val="1026"/>
+          <w:numId w:val="1028"/>
         </w:numPr>
       </w:pPr>
       <w:r>
@@ -2858,7 +3078,34 @@
         <w:pStyle w:val="Compact"/>
         <w:numPr>
           <w:ilvl w:val="0"/>
-          <w:numId w:val="1027"/>
+          <w:numId w:val="1029"/>
+        </w:numPr>
+      </w:pPr>
+      <w:r>
+        <w:t xml:space="preserve">O texto deixa claro que a seção</w:t>
+      </w:r>
+      <w:r>
+        <w:t xml:space="preserve"> </w:t>
+      </w:r>
+      <w:r>
+        <w:rPr>
+          <w:rStyle w:val="VerbatimChar"/>
+        </w:rPr>
+        <w:t xml:space="preserve">Legislação</w:t>
+      </w:r>
+      <w:r>
+        <w:t xml:space="preserve"> </w:t>
+      </w:r>
+      <w:r>
+        <w:t xml:space="preserve">fica abaixo do painel de tratamento de demandas.</w:t>
+      </w:r>
+    </w:p>
+    <w:p>
+      <w:pPr>
+        <w:pStyle w:val="Compact"/>
+        <w:numPr>
+          <w:ilvl w:val="0"/>
+          <w:numId w:val="1030"/>
         </w:numPr>
       </w:pPr>
       <w:r>
@@ -2882,7 +3129,7 @@
         <w:pStyle w:val="Compact"/>
         <w:numPr>
           <w:ilvl w:val="0"/>
-          <w:numId w:val="1028"/>
+          <w:numId w:val="1031"/>
         </w:numPr>
       </w:pPr>
       <w:r>
@@ -2918,7 +3165,7 @@
         <w:pStyle w:val="Compact"/>
         <w:numPr>
           <w:ilvl w:val="0"/>
-          <w:numId w:val="1029"/>
+          <w:numId w:val="1032"/>
         </w:numPr>
       </w:pPr>
       <w:r>
@@ -2945,7 +3192,7 @@
         <w:pStyle w:val="Compact"/>
         <w:numPr>
           <w:ilvl w:val="0"/>
-          <w:numId w:val="1030"/>
+          <w:numId w:val="1033"/>
         </w:numPr>
       </w:pPr>
       <w:r>
@@ -2984,7 +3231,7 @@
         <w:pStyle w:val="Compact"/>
         <w:numPr>
           <w:ilvl w:val="0"/>
-          <w:numId w:val="1031"/>
+          <w:numId w:val="1034"/>
         </w:numPr>
       </w:pPr>
       <w:r>
@@ -3035,7 +3282,7 @@
         <w:pStyle w:val="Compact"/>
         <w:numPr>
           <w:ilvl w:val="0"/>
-          <w:numId w:val="1032"/>
+          <w:numId w:val="1035"/>
         </w:numPr>
       </w:pPr>
       <w:r>
@@ -3047,7 +3294,7 @@
         <w:pStyle w:val="Compact"/>
         <w:numPr>
           <w:ilvl w:val="0"/>
-          <w:numId w:val="1033"/>
+          <w:numId w:val="1036"/>
         </w:numPr>
       </w:pPr>
       <w:r>
@@ -3059,7 +3306,7 @@
         <w:pStyle w:val="Compact"/>
         <w:numPr>
           <w:ilvl w:val="0"/>
-          <w:numId w:val="1034"/>
+          <w:numId w:val="1037"/>
         </w:numPr>
       </w:pPr>
       <w:r>
@@ -3086,7 +3333,7 @@
         <w:pStyle w:val="Compact"/>
         <w:numPr>
           <w:ilvl w:val="0"/>
-          <w:numId w:val="1035"/>
+          <w:numId w:val="1038"/>
         </w:numPr>
       </w:pPr>
       <w:r>
@@ -3098,7 +3345,7 @@
         <w:pStyle w:val="Compact"/>
         <w:numPr>
           <w:ilvl w:val="0"/>
-          <w:numId w:val="1036"/>
+          <w:numId w:val="1039"/>
         </w:numPr>
       </w:pPr>
       <w:r>
@@ -3110,15 +3357,15 @@
         <w:pStyle w:val="Compact"/>
         <w:numPr>
           <w:ilvl w:val="0"/>
-          <w:numId w:val="1037"/>
+          <w:numId w:val="1040"/>
         </w:numPr>
       </w:pPr>
       <w:r>
         <w:t xml:space="preserve">Foi feita leitura final para eliminar erro de digitação, inconsistência de nome de arquivo ou divergência de nomenclatura.</w:t>
       </w:r>
     </w:p>
-    <w:bookmarkEnd w:id="32"/>
-    <w:bookmarkStart w:id="33" w:name="checklist-após-o-envio"/>
+    <w:bookmarkEnd w:id="33"/>
+    <w:bookmarkStart w:id="34" w:name="checklist-após-o-envio"/>
     <w:p>
       <w:pPr>
         <w:pStyle w:val="Heading2"/>
@@ -3132,7 +3379,7 @@
         <w:pStyle w:val="Compact"/>
         <w:numPr>
           <w:ilvl w:val="0"/>
-          <w:numId w:val="1038"/>
+          <w:numId w:val="1041"/>
         </w:numPr>
       </w:pPr>
       <w:r>
@@ -3144,7 +3391,7 @@
         <w:pStyle w:val="Compact"/>
         <w:numPr>
           <w:ilvl w:val="0"/>
-          <w:numId w:val="1039"/>
+          <w:numId w:val="1042"/>
         </w:numPr>
       </w:pPr>
       <w:r>
@@ -3156,7 +3403,7 @@
         <w:pStyle w:val="Compact"/>
         <w:numPr>
           <w:ilvl w:val="0"/>
-          <w:numId w:val="1040"/>
+          <w:numId w:val="1043"/>
         </w:numPr>
       </w:pPr>
       <w:r>
@@ -3168,7 +3415,7 @@
         <w:pStyle w:val="Compact"/>
         <w:numPr>
           <w:ilvl w:val="0"/>
-          <w:numId w:val="1041"/>
+          <w:numId w:val="1044"/>
         </w:numPr>
       </w:pPr>
       <w:r>
@@ -3180,15 +3427,15 @@
         <w:pStyle w:val="Compact"/>
         <w:numPr>
           <w:ilvl w:val="0"/>
-          <w:numId w:val="1042"/>
+          <w:numId w:val="1045"/>
         </w:numPr>
       </w:pPr>
       <w:r>
         <w:t xml:space="preserve">Se houver validação pela URL pública do protótipo, lembrar que o GitHub Pages pode servir versão em cache; em caso de dúvida, usar recarga forçada ou query string de cache-busting.</w:t>
       </w:r>
     </w:p>
-    <w:bookmarkEnd w:id="33"/>
-    <w:bookmarkStart w:id="34" w:name="Xd210f44007d21c22453f29b1f554579f3687f27"/>
+    <w:bookmarkEnd w:id="34"/>
+    <w:bookmarkStart w:id="35" w:name="Xd210f44007d21c22453f29b1f554579f3687f27"/>
     <w:p>
       <w:pPr>
         <w:pStyle w:val="Heading2"/>
@@ -3202,7 +3449,7 @@
         <w:pStyle w:val="Compact"/>
         <w:numPr>
           <w:ilvl w:val="0"/>
-          <w:numId w:val="1043"/>
+          <w:numId w:val="1046"/>
         </w:numPr>
       </w:pPr>
       <w:r>
@@ -3229,7 +3476,7 @@
         <w:pStyle w:val="Compact"/>
         <w:numPr>
           <w:ilvl w:val="0"/>
-          <w:numId w:val="1043"/>
+          <w:numId w:val="1046"/>
         </w:numPr>
       </w:pPr>
       <w:r>
@@ -3241,7 +3488,7 @@
         <w:pStyle w:val="Compact"/>
         <w:numPr>
           <w:ilvl w:val="0"/>
-          <w:numId w:val="1043"/>
+          <w:numId w:val="1046"/>
         </w:numPr>
       </w:pPr>
       <w:r>
@@ -3253,7 +3500,7 @@
         <w:pStyle w:val="Compact"/>
         <w:numPr>
           <w:ilvl w:val="0"/>
-          <w:numId w:val="1043"/>
+          <w:numId w:val="1046"/>
         </w:numPr>
       </w:pPr>
       <w:r>
@@ -3265,7 +3512,7 @@
         <w:pStyle w:val="Compact"/>
         <w:numPr>
           <w:ilvl w:val="0"/>
-          <w:numId w:val="1043"/>
+          <w:numId w:val="1046"/>
         </w:numPr>
       </w:pPr>
       <w:r>
@@ -3289,15 +3536,15 @@
         <w:pStyle w:val="Compact"/>
         <w:numPr>
           <w:ilvl w:val="0"/>
-          <w:numId w:val="1043"/>
+          <w:numId w:val="1046"/>
         </w:numPr>
       </w:pPr>
       <w:r>
         <w:t xml:space="preserve">Não usar o diário de bordo como documento principal de instrução externa; ele deve permanecer como memória interna.</w:t>
       </w:r>
     </w:p>
-    <w:bookmarkEnd w:id="34"/>
     <w:bookmarkEnd w:id="35"/>
+    <w:bookmarkEnd w:id="36"/>
     <w:sectPr>
       <w:footnotePr>
         <w:numRestart w:val="eachSect"/>
@@ -3754,7 +4001,7 @@
     <w:abstractNumId w:val="991"/>
   </w:num>
   <w:num w:numId="1018">
-    <w:abstractNumId w:val="992"/>
+    <w:abstractNumId w:val="991"/>
   </w:num>
   <w:num w:numId="1019">
     <w:abstractNumId w:val="992"/>
@@ -3829,6 +4076,15 @@
     <w:abstractNumId w:val="992"/>
   </w:num>
   <w:num w:numId="1043">
+    <w:abstractNumId w:val="992"/>
+  </w:num>
+  <w:num w:numId="1044">
+    <w:abstractNumId w:val="992"/>
+  </w:num>
+  <w:num w:numId="1045">
+    <w:abstractNumId w:val="992"/>
+  </w:num>
+  <w:num w:numId="1046">
     <w:abstractNumId w:val="991"/>
   </w:num>
 </w:numbering>

--- a/Documentação/minuta_atualizacao_sei_e_encaminhamento_dicom.docx
+++ b/Documentação/minuta_atualizacao_sei_e_encaminhamento_dicom.docx
@@ -16,7 +16,7 @@
         <w:pStyle w:val="FirstParagraph"/>
       </w:pPr>
       <w:r>
-        <w:t xml:space="preserve">Data-base: 2026-05-12</w:t>
+        <w:t xml:space="preserve">Data-base: 2026-05-13</w:t>
       </w:r>
     </w:p>
     <w:p>
@@ -498,6 +498,33 @@
       </w:r>
       <w:r>
         <w:t xml:space="preserve">, com link para o PDF institucional correspondente;</w:t>
+      </w:r>
+    </w:p>
+    <w:p>
+      <w:pPr>
+        <w:pStyle w:val="Compact"/>
+        <w:numPr>
+          <w:ilvl w:val="0"/>
+          <w:numId w:val="1002"/>
+        </w:numPr>
+      </w:pPr>
+      <w:r>
+        <w:t xml:space="preserve">inclusão, na homepage, da seção</w:t>
+      </w:r>
+      <w:r>
+        <w:t xml:space="preserve"> </w:t>
+      </w:r>
+      <w:r>
+        <w:rPr>
+          <w:rStyle w:val="VerbatimChar"/>
+        </w:rPr>
+        <w:t xml:space="preserve">Notícias da Ouvidoria</w:t>
+      </w:r>
+      <w:r>
+        <w:t xml:space="preserve"> </w:t>
+      </w:r>
+      <w:r>
+        <w:t xml:space="preserve">acima do painel, com curadoria manual de links do portal da SENAPPEN relacionados à Onasp, à Rede de Ouvidorias e aos canais de atendimento;</w:t>
       </w:r>
     </w:p>
     <w:p>
@@ -1228,6 +1255,33 @@
         </w:numPr>
       </w:pPr>
       <w:r>
+        <w:t xml:space="preserve">Inserir, acima do painel de tratamento de demandas, a seção</w:t>
+      </w:r>
+      <w:r>
+        <w:t xml:space="preserve"> </w:t>
+      </w:r>
+      <w:r>
+        <w:rPr>
+          <w:rStyle w:val="VerbatimChar"/>
+        </w:rPr>
+        <w:t xml:space="preserve">Notícias da Ouvidoria</w:t>
+      </w:r>
+      <w:r>
+        <w:t xml:space="preserve"> </w:t>
+      </w:r>
+      <w:r>
+        <w:t xml:space="preserve">com links simples para notícias do portal da SENAPPEN selecionadas manualmente por pertinência com a Onasp.</w:t>
+      </w:r>
+    </w:p>
+    <w:p>
+      <w:pPr>
+        <w:pStyle w:val="Compact"/>
+        <w:numPr>
+          <w:ilvl w:val="0"/>
+          <w:numId w:val="1004"/>
+        </w:numPr>
+      </w:pPr>
+      <w:r>
         <w:t xml:space="preserve">Inserir, abaixo do painel de tratamento de demandas, a seção</w:t>
       </w:r>
       <w:r>

--- a/Documentação/minuta_atualizacao_sei_e_encaminhamento_dicom.docx
+++ b/Documentação/minuta_atualizacao_sei_e_encaminhamento_dicom.docx
@@ -524,7 +524,7 @@
         <w:t xml:space="preserve"> </w:t>
       </w:r>
       <w:r>
-        <w:t xml:space="preserve">acima do painel, com curadoria manual de links do portal da SENAPPEN relacionados à Onasp, à Rede de Ouvidorias e aos canais de atendimento;</w:t>
+        <w:t xml:space="preserve">acima do painel, com curadoria manual de links do portal da SENAPPEN relacionados à Onasp, à Rede de Ouvidorias e aos canais de atendimento, em blocos curtos sem marcadores;</w:t>
       </w:r>
     </w:p>
     <w:p>
@@ -551,7 +551,7 @@
         <w:t xml:space="preserve"> </w:t>
       </w:r>
       <w:r>
-        <w:t xml:space="preserve">abaixo do painel de tratamento de demandas, com links simples para os normativos basilares atualmente disponíveis na pasta documental correspondente;</w:t>
+        <w:t xml:space="preserve">abaixo do painel de tratamento de demandas, com os normativos basilares atualmente disponíveis na pasta documental correspondente, no mesmo padrão de blocos curtos sem marcadores;</w:t>
       </w:r>
     </w:p>
     <w:p>
@@ -1270,7 +1270,7 @@
         <w:t xml:space="preserve"> </w:t>
       </w:r>
       <w:r>
-        <w:t xml:space="preserve">com links simples para notícias do portal da SENAPPEN selecionadas manualmente por pertinência com a Onasp.</w:t>
+        <w:t xml:space="preserve">com curadoria manual de notícias do portal da SENAPPEN, em blocos curtos sem marcadores, com link em destaque e descrição breve.</w:t>
       </w:r>
     </w:p>
     <w:p>
@@ -1309,7 +1309,7 @@
         <w:t xml:space="preserve">Normativas Basilares de Ouvidoria</w:t>
       </w:r>
       <w:r>
-        <w:t xml:space="preserve">.</w:t>
+        <w:t xml:space="preserve">, no mesmo padrão visual de blocos curtos sem marcadores.</w:t>
       </w:r>
     </w:p>
     <w:p>

--- a/Documentação/minuta_atualizacao_sei_e_encaminhamento_dicom.docx
+++ b/Documentação/minuta_atualizacao_sei_e_encaminhamento_dicom.docx
@@ -2,7 +2,7 @@
 <file path=word/document.xml><?xml version="1.0" encoding="utf-8"?>
 <w:document xmlns:w="http://schemas.openxmlformats.org/wordprocessingml/2006/main" xmlns:m="http://schemas.openxmlformats.org/officeDocument/2006/math" xmlns:r="http://schemas.openxmlformats.org/officeDocument/2006/relationships" xmlns:o="urn:schemas-microsoft-com:office:office" xmlns:v="urn:schemas-microsoft-com:vml" xmlns:w10="urn:schemas-microsoft-com:office:word" xmlns:a="http://schemas.openxmlformats.org/drawingml/2006/main" xmlns:pic="http://schemas.openxmlformats.org/drawingml/2006/picture" xmlns:wp="http://schemas.openxmlformats.org/drawingml/2006/wordprocessingDrawing">
   <w:body>
-    <w:bookmarkStart w:id="36" w:name="Xf349bec90af0a9d995a74608d651c9e344d0148"/>
+    <w:bookmarkStart w:id="37" w:name="Xf349bec90af0a9d995a74608d651c9e344d0148"/>
     <w:p>
       <w:pPr>
         <w:pStyle w:val="Heading1"/>
@@ -1651,6 +1651,42 @@
         </w:numPr>
       </w:pPr>
       <w:r>
+        <w:t xml:space="preserve">Após a seção</w:t>
+      </w:r>
+      <w:r>
+        <w:t xml:space="preserve"> </w:t>
+      </w:r>
+      <w:r>
+        <w:rPr>
+          <w:rStyle w:val="VerbatimChar"/>
+        </w:rPr>
+        <w:t xml:space="preserve">Eixos de atuação</w:t>
+      </w:r>
+      <w:r>
+        <w:t xml:space="preserve">, a subpágina do Plano deve incluir o quadro</w:t>
+      </w:r>
+      <w:r>
+        <w:t xml:space="preserve"> </w:t>
+      </w:r>
+      <w:r>
+        <w:rPr>
+          <w:rStyle w:val="VerbatimChar"/>
+        </w:rPr>
+        <w:t xml:space="preserve">Documentação/Plano_pena_justa.png</w:t>
+      </w:r>
+      <w:r>
+        <w:t xml:space="preserve">, com breve texto introdutório acima e síntese textual logo abaixo, sem depender apenas da leitura da imagem.</w:t>
+      </w:r>
+    </w:p>
+    <w:p>
+      <w:pPr>
+        <w:pStyle w:val="Compact"/>
+        <w:numPr>
+          <w:ilvl w:val="0"/>
+          <w:numId w:val="1007"/>
+        </w:numPr>
+      </w:pPr>
+      <w:r>
         <w:t xml:space="preserve">A primeira seção da subpágina da Revista deve permanecer com o título</w:t>
       </w:r>
       <w:r>
@@ -1862,7 +1898,7 @@
         <w:t xml:space="preserve"> </w:t>
       </w:r>
       <w:r>
-        <w:t xml:space="preserve">na EMA; a inclusão, na homepage, de um bloco de contato resumido e do</w:t>
+        <w:t xml:space="preserve">na EMA; a inclusão, na subpágina do Pena Justa, do quadro de eixos e metas com foco nos eixos 2 e 4; a inclusão, na homepage, de um bloco de contato resumido e do</w:t>
       </w:r>
       <w:r>
         <w:t xml:space="preserve"> </w:t>
@@ -2018,7 +2054,7 @@
       </w:r>
     </w:p>
     <w:bookmarkEnd w:id="20"/>
-    <w:bookmarkStart w:id="30" w:name="Xc2906b9166777aff7671056cf5fc772f1b8df82"/>
+    <w:bookmarkStart w:id="31" w:name="Xc2906b9166777aff7671056cf5fc772f1b8df82"/>
     <w:p>
       <w:pPr>
         <w:pStyle w:val="Heading2"/>
@@ -2602,12 +2638,37 @@
       </w:r>
     </w:p>
     <w:bookmarkEnd w:id="28"/>
-    <w:bookmarkStart w:id="29" w:name="artes-das-páginas-de-decisões-do-sidh"/>
+    <w:bookmarkStart w:id="29" w:name="artes-da-subpágina-plano-pena-justa"/>
     <w:p>
       <w:pPr>
         <w:pStyle w:val="Heading3"/>
       </w:pPr>
       <w:r>
+        <w:t xml:space="preserve">Artes da subpágina Plano Pena Justa</w:t>
+      </w:r>
+    </w:p>
+    <w:p>
+      <w:pPr>
+        <w:pStyle w:val="Compact"/>
+        <w:numPr>
+          <w:ilvl w:val="0"/>
+          <w:numId w:val="1016"/>
+        </w:numPr>
+      </w:pPr>
+      <w:r>
+        <w:rPr>
+          <w:rStyle w:val="VerbatimChar"/>
+        </w:rPr>
+        <w:t xml:space="preserve">Documentação/Plano_pena_justa.png</w:t>
+      </w:r>
+    </w:p>
+    <w:bookmarkEnd w:id="29"/>
+    <w:bookmarkStart w:id="30" w:name="artes-das-páginas-de-decisões-do-sidh"/>
+    <w:p>
+      <w:pPr>
+        <w:pStyle w:val="Heading3"/>
+      </w:pPr>
+      <w:r>
         <w:t xml:space="preserve">Artes das páginas de decisões do SIDH</w:t>
       </w:r>
     </w:p>
@@ -2616,7 +2677,7 @@
         <w:pStyle w:val="Compact"/>
         <w:numPr>
           <w:ilvl w:val="0"/>
-          <w:numId w:val="1016"/>
+          <w:numId w:val="1017"/>
         </w:numPr>
       </w:pPr>
       <w:r>
@@ -2631,7 +2692,7 @@
         <w:pStyle w:val="Compact"/>
         <w:numPr>
           <w:ilvl w:val="0"/>
-          <w:numId w:val="1016"/>
+          <w:numId w:val="1017"/>
         </w:numPr>
       </w:pPr>
       <w:r>
@@ -2646,7 +2707,7 @@
         <w:pStyle w:val="Compact"/>
         <w:numPr>
           <w:ilvl w:val="0"/>
-          <w:numId w:val="1016"/>
+          <w:numId w:val="1017"/>
         </w:numPr>
       </w:pPr>
       <w:r>
@@ -2661,7 +2722,7 @@
         <w:pStyle w:val="Compact"/>
         <w:numPr>
           <w:ilvl w:val="0"/>
-          <w:numId w:val="1016"/>
+          <w:numId w:val="1017"/>
         </w:numPr>
       </w:pPr>
       <w:r>
@@ -2676,7 +2737,7 @@
         <w:pStyle w:val="Compact"/>
         <w:numPr>
           <w:ilvl w:val="0"/>
-          <w:numId w:val="1016"/>
+          <w:numId w:val="1017"/>
         </w:numPr>
       </w:pPr>
       <w:r>
@@ -2686,9 +2747,9 @@
         <w:t xml:space="preserve">Documentação/Banner_Ema_Presidio_Evaristo.png</w:t>
       </w:r>
     </w:p>
-    <w:bookmarkEnd w:id="29"/>
     <w:bookmarkEnd w:id="30"/>
-    <w:bookmarkStart w:id="31" w:name="X8db3c8f55efa0b8d1b510398062c922b35f971b"/>
+    <w:bookmarkEnd w:id="31"/>
+    <w:bookmarkStart w:id="32" w:name="X8db3c8f55efa0b8d1b510398062c922b35f971b"/>
     <w:p>
       <w:pPr>
         <w:pStyle w:val="Heading2"/>
@@ -2710,7 +2771,7 @@
         <w:pStyle w:val="Compact"/>
         <w:numPr>
           <w:ilvl w:val="0"/>
-          <w:numId w:val="1017"/>
+          <w:numId w:val="1018"/>
         </w:numPr>
       </w:pPr>
       <w:r>
@@ -2725,7 +2786,7 @@
         <w:pStyle w:val="Compact"/>
         <w:numPr>
           <w:ilvl w:val="0"/>
-          <w:numId w:val="1017"/>
+          <w:numId w:val="1018"/>
         </w:numPr>
       </w:pPr>
       <w:r>
@@ -2740,7 +2801,7 @@
         <w:pStyle w:val="Compact"/>
         <w:numPr>
           <w:ilvl w:val="0"/>
-          <w:numId w:val="1017"/>
+          <w:numId w:val="1018"/>
         </w:numPr>
       </w:pPr>
       <w:r>
@@ -2755,7 +2816,7 @@
         <w:pStyle w:val="Compact"/>
         <w:numPr>
           <w:ilvl w:val="0"/>
-          <w:numId w:val="1017"/>
+          <w:numId w:val="1018"/>
         </w:numPr>
       </w:pPr>
       <w:r>
@@ -2770,7 +2831,7 @@
         <w:pStyle w:val="Compact"/>
         <w:numPr>
           <w:ilvl w:val="0"/>
-          <w:numId w:val="1017"/>
+          <w:numId w:val="1018"/>
         </w:numPr>
       </w:pPr>
       <w:r>
@@ -2780,8 +2841,8 @@
         <w:t xml:space="preserve">Documentação/SEI_35491773_Despacho_486.pdf</w:t>
       </w:r>
     </w:p>
-    <w:bookmarkEnd w:id="31"/>
-    <w:bookmarkStart w:id="32" w:name="Xb451e6fd047afc9f23d5d992dce6d1e418e62c4"/>
+    <w:bookmarkEnd w:id="32"/>
+    <w:bookmarkStart w:id="33" w:name="Xb451e6fd047afc9f23d5d992dce6d1e418e62c4"/>
     <w:p>
       <w:pPr>
         <w:pStyle w:val="Heading2"/>
@@ -2795,7 +2856,7 @@
         <w:pStyle w:val="Compact"/>
         <w:numPr>
           <w:ilvl w:val="0"/>
-          <w:numId w:val="1018"/>
+          <w:numId w:val="1019"/>
         </w:numPr>
       </w:pPr>
       <w:r>
@@ -2807,7 +2868,7 @@
         <w:pStyle w:val="Compact"/>
         <w:numPr>
           <w:ilvl w:val="0"/>
-          <w:numId w:val="1018"/>
+          <w:numId w:val="1019"/>
         </w:numPr>
       </w:pPr>
       <w:r>
@@ -2828,7 +2889,7 @@
         <w:pStyle w:val="Compact"/>
         <w:numPr>
           <w:ilvl w:val="0"/>
-          <w:numId w:val="1018"/>
+          <w:numId w:val="1019"/>
         </w:numPr>
       </w:pPr>
       <w:r>
@@ -2840,15 +2901,15 @@
         <w:pStyle w:val="Compact"/>
         <w:numPr>
           <w:ilvl w:val="0"/>
-          <w:numId w:val="1018"/>
+          <w:numId w:val="1019"/>
         </w:numPr>
       </w:pPr>
       <w:r>
         <w:t xml:space="preserve">observações de curadoria interna, diagnóstico ou memória operacional como se fossem conteúdo público.</w:t>
       </w:r>
     </w:p>
-    <w:bookmarkEnd w:id="32"/>
-    <w:bookmarkStart w:id="33" w:name="X2df8a1deb0ff45ebdb12e53d9de342951222eae"/>
+    <w:bookmarkEnd w:id="33"/>
+    <w:bookmarkStart w:id="34" w:name="X2df8a1deb0ff45ebdb12e53d9de342951222eae"/>
     <w:p>
       <w:pPr>
         <w:pStyle w:val="Heading2"/>
@@ -2862,7 +2923,7 @@
         <w:pStyle w:val="Compact"/>
         <w:numPr>
           <w:ilvl w:val="0"/>
-          <w:numId w:val="1019"/>
+          <w:numId w:val="1020"/>
         </w:numPr>
       </w:pPr>
       <w:r>
@@ -2886,7 +2947,7 @@
         <w:pStyle w:val="Compact"/>
         <w:numPr>
           <w:ilvl w:val="0"/>
-          <w:numId w:val="1020"/>
+          <w:numId w:val="1021"/>
         </w:numPr>
       </w:pPr>
       <w:r>
@@ -2910,7 +2971,7 @@
         <w:pStyle w:val="Compact"/>
         <w:numPr>
           <w:ilvl w:val="0"/>
-          <w:numId w:val="1021"/>
+          <w:numId w:val="1022"/>
         </w:numPr>
       </w:pPr>
       <w:r>
@@ -2922,7 +2983,7 @@
         <w:pStyle w:val="Compact"/>
         <w:numPr>
           <w:ilvl w:val="0"/>
-          <w:numId w:val="1022"/>
+          <w:numId w:val="1023"/>
         </w:numPr>
       </w:pPr>
       <w:r>
@@ -2973,7 +3034,7 @@
         <w:pStyle w:val="Compact"/>
         <w:numPr>
           <w:ilvl w:val="0"/>
-          <w:numId w:val="1023"/>
+          <w:numId w:val="1024"/>
         </w:numPr>
       </w:pPr>
       <w:r>
@@ -3000,7 +3061,7 @@
         <w:pStyle w:val="Compact"/>
         <w:numPr>
           <w:ilvl w:val="0"/>
-          <w:numId w:val="1024"/>
+          <w:numId w:val="1025"/>
         </w:numPr>
       </w:pPr>
       <w:r>
@@ -3027,7 +3088,7 @@
         <w:pStyle w:val="Compact"/>
         <w:numPr>
           <w:ilvl w:val="0"/>
-          <w:numId w:val="1025"/>
+          <w:numId w:val="1026"/>
         </w:numPr>
       </w:pPr>
       <w:r>
@@ -3066,7 +3127,7 @@
         <w:pStyle w:val="Compact"/>
         <w:numPr>
           <w:ilvl w:val="0"/>
-          <w:numId w:val="1026"/>
+          <w:numId w:val="1027"/>
         </w:numPr>
       </w:pPr>
       <w:r>
@@ -3078,7 +3139,7 @@
         <w:pStyle w:val="Compact"/>
         <w:numPr>
           <w:ilvl w:val="0"/>
-          <w:numId w:val="1027"/>
+          <w:numId w:val="1028"/>
         </w:numPr>
       </w:pPr>
       <w:r>
@@ -3120,7 +3181,7 @@
         <w:pStyle w:val="Compact"/>
         <w:numPr>
           <w:ilvl w:val="0"/>
-          <w:numId w:val="1028"/>
+          <w:numId w:val="1029"/>
         </w:numPr>
       </w:pPr>
       <w:r>
@@ -3132,7 +3193,7 @@
         <w:pStyle w:val="Compact"/>
         <w:numPr>
           <w:ilvl w:val="0"/>
-          <w:numId w:val="1029"/>
+          <w:numId w:val="1030"/>
         </w:numPr>
       </w:pPr>
       <w:r>
@@ -3159,7 +3220,7 @@
         <w:pStyle w:val="Compact"/>
         <w:numPr>
           <w:ilvl w:val="0"/>
-          <w:numId w:val="1030"/>
+          <w:numId w:val="1031"/>
         </w:numPr>
       </w:pPr>
       <w:r>
@@ -3183,7 +3244,7 @@
         <w:pStyle w:val="Compact"/>
         <w:numPr>
           <w:ilvl w:val="0"/>
-          <w:numId w:val="1031"/>
+          <w:numId w:val="1032"/>
         </w:numPr>
       </w:pPr>
       <w:r>
@@ -3219,7 +3280,7 @@
         <w:pStyle w:val="Compact"/>
         <w:numPr>
           <w:ilvl w:val="0"/>
-          <w:numId w:val="1032"/>
+          <w:numId w:val="1033"/>
         </w:numPr>
       </w:pPr>
       <w:r>
@@ -3246,7 +3307,7 @@
         <w:pStyle w:val="Compact"/>
         <w:numPr>
           <w:ilvl w:val="0"/>
-          <w:numId w:val="1033"/>
+          <w:numId w:val="1034"/>
         </w:numPr>
       </w:pPr>
       <w:r>
@@ -3285,7 +3346,7 @@
         <w:pStyle w:val="Compact"/>
         <w:numPr>
           <w:ilvl w:val="0"/>
-          <w:numId w:val="1034"/>
+          <w:numId w:val="1035"/>
         </w:numPr>
       </w:pPr>
       <w:r>
@@ -3336,7 +3397,7 @@
         <w:pStyle w:val="Compact"/>
         <w:numPr>
           <w:ilvl w:val="0"/>
-          <w:numId w:val="1035"/>
+          <w:numId w:val="1036"/>
         </w:numPr>
       </w:pPr>
       <w:r>
@@ -3348,7 +3409,7 @@
         <w:pStyle w:val="Compact"/>
         <w:numPr>
           <w:ilvl w:val="0"/>
-          <w:numId w:val="1036"/>
+          <w:numId w:val="1037"/>
         </w:numPr>
       </w:pPr>
       <w:r>
@@ -3360,7 +3421,7 @@
         <w:pStyle w:val="Compact"/>
         <w:numPr>
           <w:ilvl w:val="0"/>
-          <w:numId w:val="1037"/>
+          <w:numId w:val="1038"/>
         </w:numPr>
       </w:pPr>
       <w:r>
@@ -3387,7 +3448,7 @@
         <w:pStyle w:val="Compact"/>
         <w:numPr>
           <w:ilvl w:val="0"/>
-          <w:numId w:val="1038"/>
+          <w:numId w:val="1039"/>
         </w:numPr>
       </w:pPr>
       <w:r>
@@ -3399,7 +3460,7 @@
         <w:pStyle w:val="Compact"/>
         <w:numPr>
           <w:ilvl w:val="0"/>
-          <w:numId w:val="1039"/>
+          <w:numId w:val="1040"/>
         </w:numPr>
       </w:pPr>
       <w:r>
@@ -3411,15 +3472,15 @@
         <w:pStyle w:val="Compact"/>
         <w:numPr>
           <w:ilvl w:val="0"/>
-          <w:numId w:val="1040"/>
+          <w:numId w:val="1041"/>
         </w:numPr>
       </w:pPr>
       <w:r>
         <w:t xml:space="preserve">Foi feita leitura final para eliminar erro de digitação, inconsistência de nome de arquivo ou divergência de nomenclatura.</w:t>
       </w:r>
     </w:p>
-    <w:bookmarkEnd w:id="33"/>
-    <w:bookmarkStart w:id="34" w:name="checklist-após-o-envio"/>
+    <w:bookmarkEnd w:id="34"/>
+    <w:bookmarkStart w:id="35" w:name="checklist-após-o-envio"/>
     <w:p>
       <w:pPr>
         <w:pStyle w:val="Heading2"/>
@@ -3433,7 +3494,7 @@
         <w:pStyle w:val="Compact"/>
         <w:numPr>
           <w:ilvl w:val="0"/>
-          <w:numId w:val="1041"/>
+          <w:numId w:val="1042"/>
         </w:numPr>
       </w:pPr>
       <w:r>
@@ -3445,7 +3506,7 @@
         <w:pStyle w:val="Compact"/>
         <w:numPr>
           <w:ilvl w:val="0"/>
-          <w:numId w:val="1042"/>
+          <w:numId w:val="1043"/>
         </w:numPr>
       </w:pPr>
       <w:r>
@@ -3457,7 +3518,7 @@
         <w:pStyle w:val="Compact"/>
         <w:numPr>
           <w:ilvl w:val="0"/>
-          <w:numId w:val="1043"/>
+          <w:numId w:val="1044"/>
         </w:numPr>
       </w:pPr>
       <w:r>
@@ -3469,7 +3530,7 @@
         <w:pStyle w:val="Compact"/>
         <w:numPr>
           <w:ilvl w:val="0"/>
-          <w:numId w:val="1044"/>
+          <w:numId w:val="1045"/>
         </w:numPr>
       </w:pPr>
       <w:r>
@@ -3481,15 +3542,15 @@
         <w:pStyle w:val="Compact"/>
         <w:numPr>
           <w:ilvl w:val="0"/>
-          <w:numId w:val="1045"/>
+          <w:numId w:val="1046"/>
         </w:numPr>
       </w:pPr>
       <w:r>
         <w:t xml:space="preserve">Se houver validação pela URL pública do protótipo, lembrar que o GitHub Pages pode servir versão em cache; em caso de dúvida, usar recarga forçada ou query string de cache-busting.</w:t>
       </w:r>
     </w:p>
-    <w:bookmarkEnd w:id="34"/>
-    <w:bookmarkStart w:id="35" w:name="Xd210f44007d21c22453f29b1f554579f3687f27"/>
+    <w:bookmarkEnd w:id="35"/>
+    <w:bookmarkStart w:id="36" w:name="Xd210f44007d21c22453f29b1f554579f3687f27"/>
     <w:p>
       <w:pPr>
         <w:pStyle w:val="Heading2"/>
@@ -3503,7 +3564,7 @@
         <w:pStyle w:val="Compact"/>
         <w:numPr>
           <w:ilvl w:val="0"/>
-          <w:numId w:val="1046"/>
+          <w:numId w:val="1047"/>
         </w:numPr>
       </w:pPr>
       <w:r>
@@ -3530,7 +3591,7 @@
         <w:pStyle w:val="Compact"/>
         <w:numPr>
           <w:ilvl w:val="0"/>
-          <w:numId w:val="1046"/>
+          <w:numId w:val="1047"/>
         </w:numPr>
       </w:pPr>
       <w:r>
@@ -3542,7 +3603,7 @@
         <w:pStyle w:val="Compact"/>
         <w:numPr>
           <w:ilvl w:val="0"/>
-          <w:numId w:val="1046"/>
+          <w:numId w:val="1047"/>
         </w:numPr>
       </w:pPr>
       <w:r>
@@ -3554,7 +3615,7 @@
         <w:pStyle w:val="Compact"/>
         <w:numPr>
           <w:ilvl w:val="0"/>
-          <w:numId w:val="1046"/>
+          <w:numId w:val="1047"/>
         </w:numPr>
       </w:pPr>
       <w:r>
@@ -3566,7 +3627,7 @@
         <w:pStyle w:val="Compact"/>
         <w:numPr>
           <w:ilvl w:val="0"/>
-          <w:numId w:val="1046"/>
+          <w:numId w:val="1047"/>
         </w:numPr>
       </w:pPr>
       <w:r>
@@ -3590,15 +3651,15 @@
         <w:pStyle w:val="Compact"/>
         <w:numPr>
           <w:ilvl w:val="0"/>
-          <w:numId w:val="1046"/>
+          <w:numId w:val="1047"/>
         </w:numPr>
       </w:pPr>
       <w:r>
         <w:t xml:space="preserve">Não usar o diário de bordo como documento principal de instrução externa; ele deve permanecer como memória interna.</w:t>
       </w:r>
     </w:p>
-    <w:bookmarkEnd w:id="35"/>
     <w:bookmarkEnd w:id="36"/>
+    <w:bookmarkEnd w:id="37"/>
     <w:sectPr>
       <w:footnotePr>
         <w:numRestart w:val="eachSect"/>
@@ -4058,7 +4119,7 @@
     <w:abstractNumId w:val="991"/>
   </w:num>
   <w:num w:numId="1019">
-    <w:abstractNumId w:val="992"/>
+    <w:abstractNumId w:val="991"/>
   </w:num>
   <w:num w:numId="1020">
     <w:abstractNumId w:val="992"/>
@@ -4139,6 +4200,9 @@
     <w:abstractNumId w:val="992"/>
   </w:num>
   <w:num w:numId="1046">
+    <w:abstractNumId w:val="992"/>
+  </w:num>
+  <w:num w:numId="1047">
     <w:abstractNumId w:val="991"/>
   </w:num>
 </w:numbering>

--- a/Documentação/minuta_atualizacao_sei_e_encaminhamento_dicom.docx
+++ b/Documentação/minuta_atualizacao_sei_e_encaminhamento_dicom.docx
@@ -509,7 +509,7 @@
         </w:numPr>
       </w:pPr>
       <w:r>
-        <w:t xml:space="preserve">inclusão, na homepage, da seção</w:t>
+        <w:t xml:space="preserve">reposicionamento, na homepage, da seção</w:t>
       </w:r>
       <w:r>
         <w:t xml:space="preserve"> </w:t>
@@ -524,7 +524,7 @@
         <w:t xml:space="preserve"> </w:t>
       </w:r>
       <w:r>
-        <w:t xml:space="preserve">acima do painel, com curadoria manual de links do portal da SENAPPEN relacionados à Onasp, à Rede de Ouvidorias e aos canais de atendimento, em blocos curtos sem marcadores;</w:t>
+        <w:t xml:space="preserve">para o último bloco da página, em seis cards editoriais compactos com curadoria manual de links do portal da SENAPPEN relacionados à Onasp, à Rede de Ouvidorias e aos canais de atendimento;</w:t>
       </w:r>
     </w:p>
     <w:p>
@@ -536,7 +536,7 @@
         </w:numPr>
       </w:pPr>
       <w:r>
-        <w:t xml:space="preserve">inclusão, na homepage, da seção</w:t>
+        <w:t xml:space="preserve">substituição, na homepage, da seção</w:t>
       </w:r>
       <w:r>
         <w:t xml:space="preserve"> </w:t>
@@ -551,7 +551,19 @@
         <w:t xml:space="preserve"> </w:t>
       </w:r>
       <w:r>
-        <w:t xml:space="preserve">abaixo do painel de tratamento de demandas, com os normativos basilares atualmente disponíveis na pasta documental correspondente, no mesmo padrão de blocos curtos sem marcadores;</w:t>
+        <w:t xml:space="preserve">por</w:t>
+      </w:r>
+      <w:r>
+        <w:t xml:space="preserve"> </w:t>
+      </w:r>
+      <w:r>
+        <w:rPr>
+          <w:rStyle w:val="VerbatimChar"/>
+        </w:rPr>
+        <w:t xml:space="preserve">Normativos</w:t>
+      </w:r>
+      <w:r>
+        <w:t xml:space="preserve">, abaixo do painel de tratamento de demandas, em tabela editorial inspirada na disposição da ESPEN e restrita aos seis PDFs atualmente disponíveis na pasta documental correspondente;</w:t>
       </w:r>
     </w:p>
     <w:p>
@@ -1255,7 +1267,85 @@
         </w:numPr>
       </w:pPr>
       <w:r>
-        <w:t xml:space="preserve">Inserir, acima do painel de tratamento de demandas, a seção</w:t>
+        <w:t xml:space="preserve">Manter o painel de tratamento de demandas e inserir, abaixo dele, a seção</w:t>
+      </w:r>
+      <w:r>
+        <w:t xml:space="preserve"> </w:t>
+      </w:r>
+      <w:r>
+        <w:rPr>
+          <w:rStyle w:val="VerbatimChar"/>
+        </w:rPr>
+        <w:t xml:space="preserve">Normativos</w:t>
+      </w:r>
+      <w:r>
+        <w:t xml:space="preserve">, em tabela editorial inspirada na página da ESPEN, com colunas</w:t>
+      </w:r>
+      <w:r>
+        <w:t xml:space="preserve"> </w:t>
+      </w:r>
+      <w:r>
+        <w:rPr>
+          <w:rStyle w:val="VerbatimChar"/>
+        </w:rPr>
+        <w:t xml:space="preserve">Título</w:t>
+      </w:r>
+      <w:r>
+        <w:t xml:space="preserve">,</w:t>
+      </w:r>
+      <w:r>
+        <w:t xml:space="preserve"> </w:t>
+      </w:r>
+      <w:r>
+        <w:rPr>
+          <w:rStyle w:val="VerbatimChar"/>
+        </w:rPr>
+        <w:t xml:space="preserve">Tipo</w:t>
+      </w:r>
+      <w:r>
+        <w:t xml:space="preserve"> </w:t>
+      </w:r>
+      <w:r>
+        <w:t xml:space="preserve">e</w:t>
+      </w:r>
+      <w:r>
+        <w:t xml:space="preserve"> </w:t>
+      </w:r>
+      <w:r>
+        <w:rPr>
+          <w:rStyle w:val="VerbatimChar"/>
+        </w:rPr>
+        <w:t xml:space="preserve">Descrição</w:t>
+      </w:r>
+      <w:r>
+        <w:t xml:space="preserve"> </w:t>
+      </w:r>
+      <w:r>
+        <w:t xml:space="preserve">e apenas os seis PDFs já disponíveis na pasta</w:t>
+      </w:r>
+      <w:r>
+        <w:t xml:space="preserve"> </w:t>
+      </w:r>
+      <w:r>
+        <w:rPr>
+          <w:rStyle w:val="VerbatimChar"/>
+        </w:rPr>
+        <w:t xml:space="preserve">Normativas Basilares de Ouvidoria</w:t>
+      </w:r>
+      <w:r>
+        <w:t xml:space="preserve">.</w:t>
+      </w:r>
+    </w:p>
+    <w:p>
+      <w:pPr>
+        <w:pStyle w:val="Compact"/>
+        <w:numPr>
+          <w:ilvl w:val="0"/>
+          <w:numId w:val="1004"/>
+        </w:numPr>
+      </w:pPr>
+      <w:r>
+        <w:t xml:space="preserve">Mover a seção</w:t>
       </w:r>
       <w:r>
         <w:t xml:space="preserve"> </w:t>
@@ -1270,46 +1360,7 @@
         <w:t xml:space="preserve"> </w:t>
       </w:r>
       <w:r>
-        <w:t xml:space="preserve">com curadoria manual de notícias do portal da SENAPPEN, em blocos curtos sem marcadores, com link em destaque e descrição breve.</w:t>
-      </w:r>
-    </w:p>
-    <w:p>
-      <w:pPr>
-        <w:pStyle w:val="Compact"/>
-        <w:numPr>
-          <w:ilvl w:val="0"/>
-          <w:numId w:val="1004"/>
-        </w:numPr>
-      </w:pPr>
-      <w:r>
-        <w:t xml:space="preserve">Inserir, abaixo do painel de tratamento de demandas, a seção</w:t>
-      </w:r>
-      <w:r>
-        <w:t xml:space="preserve"> </w:t>
-      </w:r>
-      <w:r>
-        <w:rPr>
-          <w:rStyle w:val="VerbatimChar"/>
-        </w:rPr>
-        <w:t xml:space="preserve">Legislação</w:t>
-      </w:r>
-      <w:r>
-        <w:t xml:space="preserve"> </w:t>
-      </w:r>
-      <w:r>
-        <w:t xml:space="preserve">com os normativos basilares já disponíveis na pasta</w:t>
-      </w:r>
-      <w:r>
-        <w:t xml:space="preserve"> </w:t>
-      </w:r>
-      <w:r>
-        <w:rPr>
-          <w:rStyle w:val="VerbatimChar"/>
-        </w:rPr>
-        <w:t xml:space="preserve">Normativas Basilares de Ouvidoria</w:t>
-      </w:r>
-      <w:r>
-        <w:t xml:space="preserve">, no mesmo padrão visual de blocos curtos sem marcadores.</w:t>
+        <w:t xml:space="preserve">para o último bloco da homepage, em seis cards editoriais compactos, com curadoria manual de notícias do portal da SENAPPEN.</w:t>
       </w:r>
     </w:p>
     <w:p>
@@ -1913,22 +1964,37 @@
         <w:t xml:space="preserve"> </w:t>
       </w:r>
       <w:r>
-        <w:t xml:space="preserve">abaixo do mapa; a inclusão da seção</w:t>
-      </w:r>
-      <w:r>
-        <w:t xml:space="preserve"> </w:t>
-      </w:r>
-      <w:r>
-        <w:rPr>
-          <w:rStyle w:val="VerbatimChar"/>
-        </w:rPr>
-        <w:t xml:space="preserve">Legislação</w:t>
-      </w:r>
-      <w:r>
-        <w:t xml:space="preserve"> </w:t>
-      </w:r>
-      <w:r>
-        <w:t xml:space="preserve">abaixo do painel de tratamento de demandas; e a atualização das seções iniciais das subpáginas para</w:t>
+        <w:t xml:space="preserve">abaixo do mapa; a reorganização da homepage com</w:t>
+      </w:r>
+      <w:r>
+        <w:t xml:space="preserve"> </w:t>
+      </w:r>
+      <w:r>
+        <w:rPr>
+          <w:rStyle w:val="VerbatimChar"/>
+        </w:rPr>
+        <w:t xml:space="preserve">Normativos</w:t>
+      </w:r>
+      <w:r>
+        <w:t xml:space="preserve"> </w:t>
+      </w:r>
+      <w:r>
+        <w:t xml:space="preserve">abaixo do painel em tabela editorial inspirada na ESPEN; o reposicionamento de</w:t>
+      </w:r>
+      <w:r>
+        <w:t xml:space="preserve"> </w:t>
+      </w:r>
+      <w:r>
+        <w:rPr>
+          <w:rStyle w:val="VerbatimChar"/>
+        </w:rPr>
+        <w:t xml:space="preserve">Notícias da Ouvidoria</w:t>
+      </w:r>
+      <w:r>
+        <w:t xml:space="preserve"> </w:t>
+      </w:r>
+      <w:r>
+        <w:t xml:space="preserve">para o último bloco da página, em seis cards editoriais compactos; e a atualização das seções iniciais das subpáginas para</w:t>
       </w:r>
       <w:r>
         <w:t xml:space="preserve"> </w:t>
@@ -3101,7 +3167,7 @@
         <w:rPr>
           <w:rStyle w:val="VerbatimChar"/>
         </w:rPr>
-        <w:t xml:space="preserve">Legislação</w:t>
+        <w:t xml:space="preserve">Normativos</w:t>
       </w:r>
       <w:r>
         <w:t xml:space="preserve"> </w:t>
@@ -3206,13 +3272,28 @@
         <w:rPr>
           <w:rStyle w:val="VerbatimChar"/>
         </w:rPr>
-        <w:t xml:space="preserve">Legislação</w:t>
-      </w:r>
-      <w:r>
-        <w:t xml:space="preserve"> </w:t>
-      </w:r>
-      <w:r>
-        <w:t xml:space="preserve">fica abaixo do painel de tratamento de demandas.</w:t>
+        <w:t xml:space="preserve">Normativos</w:t>
+      </w:r>
+      <w:r>
+        <w:t xml:space="preserve"> </w:t>
+      </w:r>
+      <w:r>
+        <w:t xml:space="preserve">fica abaixo do painel de tratamento de demandas e que</w:t>
+      </w:r>
+      <w:r>
+        <w:t xml:space="preserve"> </w:t>
+      </w:r>
+      <w:r>
+        <w:rPr>
+          <w:rStyle w:val="VerbatimChar"/>
+        </w:rPr>
+        <w:t xml:space="preserve">Notícias da Ouvidoria</w:t>
+      </w:r>
+      <w:r>
+        <w:t xml:space="preserve"> </w:t>
+      </w:r>
+      <w:r>
+        <w:t xml:space="preserve">aparece como último bloco da homepage.</w:t>
       </w:r>
     </w:p>
     <w:p>

--- a/Documentação/minuta_atualizacao_sei_e_encaminhamento_dicom.docx
+++ b/Documentação/minuta_atualizacao_sei_e_encaminhamento_dicom.docx
@@ -1702,6 +1702,42 @@
         </w:numPr>
       </w:pPr>
       <w:r>
+        <w:t xml:space="preserve">Logo após o texto introdutório de</w:t>
+      </w:r>
+      <w:r>
+        <w:t xml:space="preserve"> </w:t>
+      </w:r>
+      <w:r>
+        <w:rPr>
+          <w:rStyle w:val="VerbatimChar"/>
+        </w:rPr>
+        <w:t xml:space="preserve">O Plano</w:t>
+      </w:r>
+      <w:r>
+        <w:t xml:space="preserve">, a subpágina deve incluir a imagem institucional</w:t>
+      </w:r>
+      <w:r>
+        <w:t xml:space="preserve"> </w:t>
+      </w:r>
+      <w:r>
+        <w:rPr>
+          <w:rStyle w:val="VerbatimChar"/>
+        </w:rPr>
+        <w:t xml:space="preserve">Documentação/Banner_PenaJusta_f1.jpg</w:t>
+      </w:r>
+      <w:r>
+        <w:t xml:space="preserve">, com breve contextualização acima e abaixo da arte.</w:t>
+      </w:r>
+    </w:p>
+    <w:p>
+      <w:pPr>
+        <w:pStyle w:val="Compact"/>
+        <w:numPr>
+          <w:ilvl w:val="0"/>
+          <w:numId w:val="1007"/>
+        </w:numPr>
+      </w:pPr>
+      <w:r>
         <w:t xml:space="preserve">Após a seção</w:t>
       </w:r>
       <w:r>
@@ -1949,7 +1985,7 @@
         <w:t xml:space="preserve"> </w:t>
       </w:r>
       <w:r>
-        <w:t xml:space="preserve">na EMA; a inclusão, na subpágina do Pena Justa, do quadro de eixos e metas com foco nos eixos 2 e 4; a inclusão, na homepage, de um bloco de contato resumido e do</w:t>
+        <w:t xml:space="preserve">na EMA; a inclusão, na abertura da subpágina do Pena Justa, de imagem institucional de agenda vinculada ao Plano; a atualização do quadro de eixos e metas com foco nos eixos 2 e 4; a inclusão, na homepage, de um bloco de contato resumido e do</w:t>
       </w:r>
       <w:r>
         <w:t xml:space="preserve"> </w:t>
@@ -2711,6 +2747,21 @@
       </w:pPr>
       <w:r>
         <w:t xml:space="preserve">Artes da subpágina Plano Pena Justa</w:t>
+      </w:r>
+    </w:p>
+    <w:p>
+      <w:pPr>
+        <w:pStyle w:val="Compact"/>
+        <w:numPr>
+          <w:ilvl w:val="0"/>
+          <w:numId w:val="1016"/>
+        </w:numPr>
+      </w:pPr>
+      <w:r>
+        <w:rPr>
+          <w:rStyle w:val="VerbatimChar"/>
+        </w:rPr>
+        <w:t xml:space="preserve">Documentação/Banner_PenaJusta_f1.jpg</w:t>
       </w:r>
     </w:p>
     <w:p>

--- a/Documentação/minuta_atualizacao_sei_e_encaminhamento_dicom.docx
+++ b/Documentação/minuta_atualizacao_sei_e_encaminhamento_dicom.docx
@@ -626,6 +626,42 @@
         </w:numPr>
       </w:pPr>
       <w:r>
+        <w:t xml:space="preserve">consolidação, na abertura da subpágina</w:t>
+      </w:r>
+      <w:r>
+        <w:t xml:space="preserve"> </w:t>
+      </w:r>
+      <w:r>
+        <w:rPr>
+          <w:rStyle w:val="VerbatimChar"/>
+        </w:rPr>
+        <w:t xml:space="preserve">Revista Brasileira de Execução Penal</w:t>
+      </w:r>
+      <w:r>
+        <w:t xml:space="preserve">, da redação curta institucional já validada com a Espen e a DCOM;</w:t>
+      </w:r>
+    </w:p>
+    <w:p>
+      <w:pPr>
+        <w:pStyle w:val="Compact"/>
+        <w:numPr>
+          <w:ilvl w:val="0"/>
+          <w:numId w:val="1002"/>
+        </w:numPr>
+      </w:pPr>
+      <w:r>
+        <w:t xml:space="preserve">verificação local do alinhamento justificado dos textos corridos nas cinco páginas HTML da prévia, com correção da folha de estilo compartilhada para alcançar homepage e subpáginas;</w:t>
+      </w:r>
+    </w:p>
+    <w:p>
+      <w:pPr>
+        <w:pStyle w:val="Compact"/>
+        <w:numPr>
+          <w:ilvl w:val="0"/>
+          <w:numId w:val="1002"/>
+        </w:numPr>
+      </w:pPr>
+      <w:r>
         <w:t xml:space="preserve">atualização da documentação estrutural e do artefato em DOCX que deve servir de peça principal para a DICOM.</w:t>
       </w:r>
     </w:p>
@@ -634,133 +670,7 @@
         <w:pStyle w:val="FirstParagraph"/>
       </w:pPr>
       <w:r>
-        <w:t xml:space="preserve">Para rastreabilidade do protótipo e das últimas publicações no repositório de apoio, os commits finais validados foram:</w:t>
-      </w:r>
-    </w:p>
-    <w:p>
-      <w:pPr>
-        <w:pStyle w:val="Compact"/>
-        <w:numPr>
-          <w:ilvl w:val="0"/>
-          <w:numId w:val="1003"/>
-        </w:numPr>
-      </w:pPr>
-      <w:r>
-        <w:rPr>
-          <w:rStyle w:val="VerbatimChar"/>
-        </w:rPr>
-        <w:t xml:space="preserve">604a117</w:t>
-      </w:r>
-      <w:r>
-        <w:t xml:space="preserve"> </w:t>
-      </w:r>
-      <w:r>
-        <w:t xml:space="preserve">- Padroniza textos e ajusta página da EMA.</w:t>
-      </w:r>
-    </w:p>
-    <w:p>
-      <w:pPr>
-        <w:pStyle w:val="Compact"/>
-        <w:numPr>
-          <w:ilvl w:val="0"/>
-          <w:numId w:val="1003"/>
-        </w:numPr>
-      </w:pPr>
-      <w:r>
-        <w:rPr>
-          <w:rStyle w:val="VerbatimChar"/>
-        </w:rPr>
-        <w:t xml:space="preserve">0e559ba</w:t>
-      </w:r>
-      <w:r>
-        <w:t xml:space="preserve"> </w:t>
-      </w:r>
-      <w:r>
-        <w:t xml:space="preserve">- Atualiza legendas das fotos da EMA.</w:t>
-      </w:r>
-    </w:p>
-    <w:p>
-      <w:pPr>
-        <w:pStyle w:val="Compact"/>
-        <w:numPr>
-          <w:ilvl w:val="0"/>
-          <w:numId w:val="1003"/>
-        </w:numPr>
-      </w:pPr>
-      <w:r>
-        <w:rPr>
-          <w:rStyle w:val="VerbatimChar"/>
-        </w:rPr>
-        <w:t xml:space="preserve">5b92546</w:t>
-      </w:r>
-      <w:r>
-        <w:t xml:space="preserve"> </w:t>
-      </w:r>
-      <w:r>
-        <w:t xml:space="preserve">- Renomeia seções e atualiza documentação.</w:t>
-      </w:r>
-    </w:p>
-    <w:p>
-      <w:pPr>
-        <w:pStyle w:val="Compact"/>
-        <w:numPr>
-          <w:ilvl w:val="0"/>
-          <w:numId w:val="1003"/>
-        </w:numPr>
-      </w:pPr>
-      <w:r>
-        <w:rPr>
-          <w:rStyle w:val="VerbatimChar"/>
-        </w:rPr>
-        <w:t xml:space="preserve">b519d5b</w:t>
-      </w:r>
-      <w:r>
-        <w:t xml:space="preserve"> </w:t>
-      </w:r>
-      <w:r>
-        <w:t xml:space="preserve">- Adiciona encontro nacional na página Renospen.</w:t>
-      </w:r>
-    </w:p>
-    <w:p>
-      <w:pPr>
-        <w:pStyle w:val="Compact"/>
-        <w:numPr>
-          <w:ilvl w:val="0"/>
-          <w:numId w:val="1003"/>
-        </w:numPr>
-      </w:pPr>
-      <w:r>
-        <w:rPr>
-          <w:rStyle w:val="VerbatimChar"/>
-        </w:rPr>
-        <w:t xml:space="preserve">8427634</w:t>
-      </w:r>
-      <w:r>
-        <w:t xml:space="preserve"> </w:t>
-      </w:r>
-      <w:r>
-        <w:t xml:space="preserve">- Restaura links da EMA e revalida Renospen.</w:t>
-      </w:r>
-    </w:p>
-    <w:p>
-      <w:pPr>
-        <w:pStyle w:val="Compact"/>
-        <w:numPr>
-          <w:ilvl w:val="0"/>
-          <w:numId w:val="1003"/>
-        </w:numPr>
-      </w:pPr>
-      <w:r>
-        <w:rPr>
-          <w:rStyle w:val="VerbatimChar"/>
-        </w:rPr>
-        <w:t xml:space="preserve">5dbaf72</w:t>
-      </w:r>
-      <w:r>
-        <w:t xml:space="preserve"> </w:t>
-      </w:r>
-      <w:r>
-        <w:t xml:space="preserve">- Reorganiza seção VI Encontro da Renospen.</w:t>
+        <w:t xml:space="preserve">Para rastreabilidade do protótipo e das publicações recentes no repositório de apoio, recomenda-se consultar o histórico Git local desta pasta. Nesta rodada final, foram consolidados o ajuste textual da subpágina da Revista, a sincronização dos documentos principais do pacote SEI e a verificação do alinhamento justificado dos textos corridos nas cinco páginas HTML da prévia.</w:t>
       </w:r>
     </w:p>
     <w:bookmarkEnd w:id="11"/>
@@ -1122,7 +1032,7 @@
         <w:pStyle w:val="Compact"/>
         <w:numPr>
           <w:ilvl w:val="0"/>
-          <w:numId w:val="1004"/>
+          <w:numId w:val="1003"/>
         </w:numPr>
       </w:pPr>
       <w:r>
@@ -1146,7 +1056,7 @@
         <w:pStyle w:val="Compact"/>
         <w:numPr>
           <w:ilvl w:val="0"/>
-          <w:numId w:val="1004"/>
+          <w:numId w:val="1003"/>
         </w:numPr>
       </w:pPr>
       <w:r>
@@ -1197,7 +1107,7 @@
         <w:pStyle w:val="Compact"/>
         <w:numPr>
           <w:ilvl w:val="0"/>
-          <w:numId w:val="1004"/>
+          <w:numId w:val="1003"/>
         </w:numPr>
       </w:pPr>
       <w:r>
@@ -1224,7 +1134,7 @@
         <w:pStyle w:val="Compact"/>
         <w:numPr>
           <w:ilvl w:val="0"/>
-          <w:numId w:val="1004"/>
+          <w:numId w:val="1003"/>
         </w:numPr>
       </w:pPr>
       <w:r>
@@ -1263,7 +1173,7 @@
         <w:pStyle w:val="Compact"/>
         <w:numPr>
           <w:ilvl w:val="0"/>
-          <w:numId w:val="1004"/>
+          <w:numId w:val="1003"/>
         </w:numPr>
       </w:pPr>
       <w:r>
@@ -1341,7 +1251,7 @@
         <w:pStyle w:val="Compact"/>
         <w:numPr>
           <w:ilvl w:val="0"/>
-          <w:numId w:val="1004"/>
+          <w:numId w:val="1003"/>
         </w:numPr>
       </w:pPr>
       <w:r>
@@ -1368,7 +1278,7 @@
         <w:pStyle w:val="Compact"/>
         <w:numPr>
           <w:ilvl w:val="0"/>
-          <w:numId w:val="1004"/>
+          <w:numId w:val="1003"/>
         </w:numPr>
       </w:pPr>
       <w:r>
@@ -1390,7 +1300,7 @@
         <w:pStyle w:val="Compact"/>
         <w:numPr>
           <w:ilvl w:val="0"/>
-          <w:numId w:val="1005"/>
+          <w:numId w:val="1004"/>
         </w:numPr>
       </w:pPr>
       <w:r>
@@ -1414,7 +1324,7 @@
         <w:pStyle w:val="Compact"/>
         <w:numPr>
           <w:ilvl w:val="0"/>
-          <w:numId w:val="1005"/>
+          <w:numId w:val="1004"/>
         </w:numPr>
       </w:pPr>
       <w:r>
@@ -1426,7 +1336,7 @@
         <w:pStyle w:val="Compact"/>
         <w:numPr>
           <w:ilvl w:val="0"/>
-          <w:numId w:val="1005"/>
+          <w:numId w:val="1004"/>
         </w:numPr>
       </w:pPr>
       <w:r>
@@ -1438,7 +1348,7 @@
         <w:pStyle w:val="Compact"/>
         <w:numPr>
           <w:ilvl w:val="0"/>
-          <w:numId w:val="1005"/>
+          <w:numId w:val="1004"/>
         </w:numPr>
       </w:pPr>
       <w:r>
@@ -1477,7 +1387,7 @@
         <w:pStyle w:val="Compact"/>
         <w:numPr>
           <w:ilvl w:val="0"/>
-          <w:numId w:val="1005"/>
+          <w:numId w:val="1004"/>
         </w:numPr>
       </w:pPr>
       <w:r>
@@ -1538,7 +1448,7 @@
         <w:pStyle w:val="Compact"/>
         <w:numPr>
           <w:ilvl w:val="0"/>
-          <w:numId w:val="1006"/>
+          <w:numId w:val="1005"/>
         </w:numPr>
       </w:pPr>
       <w:r>
@@ -1562,7 +1472,7 @@
         <w:pStyle w:val="Compact"/>
         <w:numPr>
           <w:ilvl w:val="0"/>
-          <w:numId w:val="1006"/>
+          <w:numId w:val="1005"/>
         </w:numPr>
       </w:pPr>
       <w:r>
@@ -1586,7 +1496,7 @@
         <w:pStyle w:val="Compact"/>
         <w:numPr>
           <w:ilvl w:val="0"/>
-          <w:numId w:val="1006"/>
+          <w:numId w:val="1005"/>
         </w:numPr>
       </w:pPr>
       <w:r>
@@ -1613,7 +1523,7 @@
         <w:pStyle w:val="Compact"/>
         <w:numPr>
           <w:ilvl w:val="0"/>
-          <w:numId w:val="1006"/>
+          <w:numId w:val="1005"/>
         </w:numPr>
       </w:pPr>
       <w:r>
@@ -1637,7 +1547,7 @@
         <w:pStyle w:val="Compact"/>
         <w:numPr>
           <w:ilvl w:val="0"/>
-          <w:numId w:val="1006"/>
+          <w:numId w:val="1005"/>
         </w:numPr>
       </w:pPr>
       <w:r>
@@ -1674,7 +1584,7 @@
         <w:pStyle w:val="Compact"/>
         <w:numPr>
           <w:ilvl w:val="0"/>
-          <w:numId w:val="1007"/>
+          <w:numId w:val="1006"/>
         </w:numPr>
       </w:pPr>
       <w:r>
@@ -1698,7 +1608,7 @@
         <w:pStyle w:val="Compact"/>
         <w:numPr>
           <w:ilvl w:val="0"/>
-          <w:numId w:val="1007"/>
+          <w:numId w:val="1006"/>
         </w:numPr>
       </w:pPr>
       <w:r>
@@ -1734,7 +1644,7 @@
         <w:pStyle w:val="Compact"/>
         <w:numPr>
           <w:ilvl w:val="0"/>
-          <w:numId w:val="1007"/>
+          <w:numId w:val="1006"/>
         </w:numPr>
       </w:pPr>
       <w:r>
@@ -1770,7 +1680,7 @@
         <w:pStyle w:val="Compact"/>
         <w:numPr>
           <w:ilvl w:val="0"/>
-          <w:numId w:val="1007"/>
+          <w:numId w:val="1006"/>
         </w:numPr>
       </w:pPr>
       <w:r>
@@ -1794,11 +1704,20 @@
         <w:pStyle w:val="Compact"/>
         <w:numPr>
           <w:ilvl w:val="0"/>
-          <w:numId w:val="1007"/>
-        </w:numPr>
-      </w:pPr>
-      <w:r>
-        <w:t xml:space="preserve">A redação da Revista deve preservar a articulação institucional com Espen, DCOM e Onasp, conforme consolidado no documento estrutural.</w:t>
+          <w:numId w:val="1006"/>
+        </w:numPr>
+      </w:pPr>
+      <w:r>
+        <w:t xml:space="preserve">A abertura da subpágina da Revista deve usar a redação:</w:t>
+      </w:r>
+      <w:r>
+        <w:t xml:space="preserve"> </w:t>
+      </w:r>
+      <w:r>
+        <w:rPr>
+          <w:rStyle w:val="VerbatimChar"/>
+        </w:rPr>
+        <w:t xml:space="preserve">Em articulação com a Espen e a DCOM, esta subpágina reúne referências da Revista Brasileira de Execução Penal.</w:t>
       </w:r>
     </w:p>
     <w:bookmarkEnd w:id="16"/>
@@ -2179,7 +2098,7 @@
         <w:pStyle w:val="Compact"/>
         <w:numPr>
           <w:ilvl w:val="0"/>
-          <w:numId w:val="1008"/>
+          <w:numId w:val="1007"/>
         </w:numPr>
       </w:pPr>
       <w:r>
@@ -2194,7 +2113,7 @@
         <w:pStyle w:val="Compact"/>
         <w:numPr>
           <w:ilvl w:val="0"/>
-          <w:numId w:val="1008"/>
+          <w:numId w:val="1007"/>
         </w:numPr>
       </w:pPr>
       <w:r>
@@ -2209,7 +2128,7 @@
         <w:pStyle w:val="Compact"/>
         <w:numPr>
           <w:ilvl w:val="0"/>
-          <w:numId w:val="1008"/>
+          <w:numId w:val="1007"/>
         </w:numPr>
       </w:pPr>
       <w:r>
@@ -2234,7 +2153,7 @@
         <w:pStyle w:val="Compact"/>
         <w:numPr>
           <w:ilvl w:val="0"/>
-          <w:numId w:val="1009"/>
+          <w:numId w:val="1008"/>
         </w:numPr>
       </w:pPr>
       <w:r>
@@ -2249,7 +2168,7 @@
         <w:pStyle w:val="Compact"/>
         <w:numPr>
           <w:ilvl w:val="0"/>
-          <w:numId w:val="1009"/>
+          <w:numId w:val="1008"/>
         </w:numPr>
       </w:pPr>
       <w:r>
@@ -2264,7 +2183,7 @@
         <w:pStyle w:val="Compact"/>
         <w:numPr>
           <w:ilvl w:val="0"/>
-          <w:numId w:val="1009"/>
+          <w:numId w:val="1008"/>
         </w:numPr>
       </w:pPr>
       <w:r>
@@ -2279,7 +2198,7 @@
         <w:pStyle w:val="Compact"/>
         <w:numPr>
           <w:ilvl w:val="0"/>
-          <w:numId w:val="1009"/>
+          <w:numId w:val="1008"/>
         </w:numPr>
       </w:pPr>
       <w:r>
@@ -2294,7 +2213,7 @@
         <w:pStyle w:val="Compact"/>
         <w:numPr>
           <w:ilvl w:val="0"/>
-          <w:numId w:val="1009"/>
+          <w:numId w:val="1008"/>
         </w:numPr>
       </w:pPr>
       <w:r>
@@ -2319,7 +2238,7 @@
         <w:pStyle w:val="Compact"/>
         <w:numPr>
           <w:ilvl w:val="0"/>
-          <w:numId w:val="1010"/>
+          <w:numId w:val="1009"/>
         </w:numPr>
       </w:pPr>
       <w:r>
@@ -2334,7 +2253,7 @@
         <w:pStyle w:val="Compact"/>
         <w:numPr>
           <w:ilvl w:val="0"/>
-          <w:numId w:val="1010"/>
+          <w:numId w:val="1009"/>
         </w:numPr>
       </w:pPr>
       <w:r>
@@ -2349,7 +2268,7 @@
         <w:pStyle w:val="Compact"/>
         <w:numPr>
           <w:ilvl w:val="0"/>
-          <w:numId w:val="1010"/>
+          <w:numId w:val="1009"/>
         </w:numPr>
       </w:pPr>
       <w:r>
@@ -2364,7 +2283,7 @@
         <w:pStyle w:val="Compact"/>
         <w:numPr>
           <w:ilvl w:val="0"/>
-          <w:numId w:val="1010"/>
+          <w:numId w:val="1009"/>
         </w:numPr>
       </w:pPr>
       <w:r>
@@ -2379,7 +2298,7 @@
         <w:pStyle w:val="Compact"/>
         <w:numPr>
           <w:ilvl w:val="0"/>
-          <w:numId w:val="1010"/>
+          <w:numId w:val="1009"/>
         </w:numPr>
       </w:pPr>
       <w:r>
@@ -2404,7 +2323,7 @@
         <w:pStyle w:val="Compact"/>
         <w:numPr>
           <w:ilvl w:val="0"/>
-          <w:numId w:val="1011"/>
+          <w:numId w:val="1010"/>
         </w:numPr>
       </w:pPr>
       <w:r>
@@ -2429,7 +2348,7 @@
         <w:pStyle w:val="Compact"/>
         <w:numPr>
           <w:ilvl w:val="0"/>
-          <w:numId w:val="1012"/>
+          <w:numId w:val="1011"/>
         </w:numPr>
       </w:pPr>
       <w:r>
@@ -2444,7 +2363,7 @@
         <w:pStyle w:val="Compact"/>
         <w:numPr>
           <w:ilvl w:val="0"/>
-          <w:numId w:val="1012"/>
+          <w:numId w:val="1011"/>
         </w:numPr>
       </w:pPr>
       <w:r>
@@ -2459,7 +2378,7 @@
         <w:pStyle w:val="Compact"/>
         <w:numPr>
           <w:ilvl w:val="0"/>
-          <w:numId w:val="1012"/>
+          <w:numId w:val="1011"/>
         </w:numPr>
       </w:pPr>
       <w:r>
@@ -2474,7 +2393,7 @@
         <w:pStyle w:val="Compact"/>
         <w:numPr>
           <w:ilvl w:val="0"/>
-          <w:numId w:val="1012"/>
+          <w:numId w:val="1011"/>
         </w:numPr>
       </w:pPr>
       <w:r>
@@ -2489,7 +2408,7 @@
         <w:pStyle w:val="Compact"/>
         <w:numPr>
           <w:ilvl w:val="0"/>
-          <w:numId w:val="1012"/>
+          <w:numId w:val="1011"/>
         </w:numPr>
       </w:pPr>
       <w:r>
@@ -2504,7 +2423,7 @@
         <w:pStyle w:val="Compact"/>
         <w:numPr>
           <w:ilvl w:val="0"/>
-          <w:numId w:val="1012"/>
+          <w:numId w:val="1011"/>
         </w:numPr>
       </w:pPr>
       <w:r>
@@ -2529,7 +2448,7 @@
         <w:pStyle w:val="Compact"/>
         <w:numPr>
           <w:ilvl w:val="0"/>
-          <w:numId w:val="1013"/>
+          <w:numId w:val="1012"/>
         </w:numPr>
       </w:pPr>
       <w:r>
@@ -2544,7 +2463,7 @@
         <w:pStyle w:val="Compact"/>
         <w:numPr>
           <w:ilvl w:val="0"/>
-          <w:numId w:val="1013"/>
+          <w:numId w:val="1012"/>
         </w:numPr>
       </w:pPr>
       <w:r>
@@ -2559,7 +2478,7 @@
         <w:pStyle w:val="Compact"/>
         <w:numPr>
           <w:ilvl w:val="0"/>
-          <w:numId w:val="1013"/>
+          <w:numId w:val="1012"/>
         </w:numPr>
       </w:pPr>
       <w:r>
@@ -2574,7 +2493,7 @@
         <w:pStyle w:val="Compact"/>
         <w:numPr>
           <w:ilvl w:val="0"/>
-          <w:numId w:val="1013"/>
+          <w:numId w:val="1012"/>
         </w:numPr>
       </w:pPr>
       <w:r>
@@ -2599,7 +2518,7 @@
         <w:pStyle w:val="Compact"/>
         <w:numPr>
           <w:ilvl w:val="0"/>
-          <w:numId w:val="1014"/>
+          <w:numId w:val="1013"/>
         </w:numPr>
       </w:pPr>
       <w:r>
@@ -2614,7 +2533,7 @@
         <w:pStyle w:val="Compact"/>
         <w:numPr>
           <w:ilvl w:val="0"/>
-          <w:numId w:val="1014"/>
+          <w:numId w:val="1013"/>
         </w:numPr>
       </w:pPr>
       <w:r>
@@ -2629,7 +2548,7 @@
         <w:pStyle w:val="Compact"/>
         <w:numPr>
           <w:ilvl w:val="0"/>
-          <w:numId w:val="1014"/>
+          <w:numId w:val="1013"/>
         </w:numPr>
       </w:pPr>
       <w:r>
@@ -2654,7 +2573,7 @@
         <w:pStyle w:val="Compact"/>
         <w:numPr>
           <w:ilvl w:val="0"/>
-          <w:numId w:val="1015"/>
+          <w:numId w:val="1014"/>
         </w:numPr>
       </w:pPr>
       <w:r>
@@ -2669,7 +2588,7 @@
         <w:pStyle w:val="Compact"/>
         <w:numPr>
           <w:ilvl w:val="0"/>
-          <w:numId w:val="1015"/>
+          <w:numId w:val="1014"/>
         </w:numPr>
       </w:pPr>
       <w:r>
@@ -2684,7 +2603,7 @@
         <w:pStyle w:val="Compact"/>
         <w:numPr>
           <w:ilvl w:val="0"/>
-          <w:numId w:val="1015"/>
+          <w:numId w:val="1014"/>
         </w:numPr>
       </w:pPr>
       <w:r>
@@ -2699,7 +2618,7 @@
         <w:pStyle w:val="Compact"/>
         <w:numPr>
           <w:ilvl w:val="0"/>
-          <w:numId w:val="1015"/>
+          <w:numId w:val="1014"/>
         </w:numPr>
       </w:pPr>
       <w:r>
@@ -2714,7 +2633,7 @@
         <w:pStyle w:val="Compact"/>
         <w:numPr>
           <w:ilvl w:val="0"/>
-          <w:numId w:val="1015"/>
+          <w:numId w:val="1014"/>
         </w:numPr>
       </w:pPr>
       <w:r>
@@ -2729,7 +2648,7 @@
         <w:pStyle w:val="Compact"/>
         <w:numPr>
           <w:ilvl w:val="0"/>
-          <w:numId w:val="1015"/>
+          <w:numId w:val="1014"/>
         </w:numPr>
       </w:pPr>
       <w:r>
@@ -2754,7 +2673,7 @@
         <w:pStyle w:val="Compact"/>
         <w:numPr>
           <w:ilvl w:val="0"/>
-          <w:numId w:val="1016"/>
+          <w:numId w:val="1015"/>
         </w:numPr>
       </w:pPr>
       <w:r>
@@ -2769,7 +2688,7 @@
         <w:pStyle w:val="Compact"/>
         <w:numPr>
           <w:ilvl w:val="0"/>
-          <w:numId w:val="1016"/>
+          <w:numId w:val="1015"/>
         </w:numPr>
       </w:pPr>
       <w:r>
@@ -2794,7 +2713,7 @@
         <w:pStyle w:val="Compact"/>
         <w:numPr>
           <w:ilvl w:val="0"/>
-          <w:numId w:val="1017"/>
+          <w:numId w:val="1016"/>
         </w:numPr>
       </w:pPr>
       <w:r>
@@ -2809,7 +2728,7 @@
         <w:pStyle w:val="Compact"/>
         <w:numPr>
           <w:ilvl w:val="0"/>
-          <w:numId w:val="1017"/>
+          <w:numId w:val="1016"/>
         </w:numPr>
       </w:pPr>
       <w:r>
@@ -2824,7 +2743,7 @@
         <w:pStyle w:val="Compact"/>
         <w:numPr>
           <w:ilvl w:val="0"/>
-          <w:numId w:val="1017"/>
+          <w:numId w:val="1016"/>
         </w:numPr>
       </w:pPr>
       <w:r>
@@ -2839,7 +2758,7 @@
         <w:pStyle w:val="Compact"/>
         <w:numPr>
           <w:ilvl w:val="0"/>
-          <w:numId w:val="1017"/>
+          <w:numId w:val="1016"/>
         </w:numPr>
       </w:pPr>
       <w:r>
@@ -2854,7 +2773,7 @@
         <w:pStyle w:val="Compact"/>
         <w:numPr>
           <w:ilvl w:val="0"/>
-          <w:numId w:val="1017"/>
+          <w:numId w:val="1016"/>
         </w:numPr>
       </w:pPr>
       <w:r>
@@ -2888,7 +2807,7 @@
         <w:pStyle w:val="Compact"/>
         <w:numPr>
           <w:ilvl w:val="0"/>
-          <w:numId w:val="1018"/>
+          <w:numId w:val="1017"/>
         </w:numPr>
       </w:pPr>
       <w:r>
@@ -2903,7 +2822,7 @@
         <w:pStyle w:val="Compact"/>
         <w:numPr>
           <w:ilvl w:val="0"/>
-          <w:numId w:val="1018"/>
+          <w:numId w:val="1017"/>
         </w:numPr>
       </w:pPr>
       <w:r>
@@ -2918,7 +2837,7 @@
         <w:pStyle w:val="Compact"/>
         <w:numPr>
           <w:ilvl w:val="0"/>
-          <w:numId w:val="1018"/>
+          <w:numId w:val="1017"/>
         </w:numPr>
       </w:pPr>
       <w:r>
@@ -2933,7 +2852,7 @@
         <w:pStyle w:val="Compact"/>
         <w:numPr>
           <w:ilvl w:val="0"/>
-          <w:numId w:val="1018"/>
+          <w:numId w:val="1017"/>
         </w:numPr>
       </w:pPr>
       <w:r>
@@ -2948,7 +2867,7 @@
         <w:pStyle w:val="Compact"/>
         <w:numPr>
           <w:ilvl w:val="0"/>
-          <w:numId w:val="1018"/>
+          <w:numId w:val="1017"/>
         </w:numPr>
       </w:pPr>
       <w:r>
@@ -2973,7 +2892,7 @@
         <w:pStyle w:val="Compact"/>
         <w:numPr>
           <w:ilvl w:val="0"/>
-          <w:numId w:val="1019"/>
+          <w:numId w:val="1018"/>
         </w:numPr>
       </w:pPr>
       <w:r>
@@ -2985,7 +2904,7 @@
         <w:pStyle w:val="Compact"/>
         <w:numPr>
           <w:ilvl w:val="0"/>
-          <w:numId w:val="1019"/>
+          <w:numId w:val="1018"/>
         </w:numPr>
       </w:pPr>
       <w:r>
@@ -3006,7 +2925,7 @@
         <w:pStyle w:val="Compact"/>
         <w:numPr>
           <w:ilvl w:val="0"/>
-          <w:numId w:val="1019"/>
+          <w:numId w:val="1018"/>
         </w:numPr>
       </w:pPr>
       <w:r>
@@ -3018,7 +2937,7 @@
         <w:pStyle w:val="Compact"/>
         <w:numPr>
           <w:ilvl w:val="0"/>
-          <w:numId w:val="1019"/>
+          <w:numId w:val="1018"/>
         </w:numPr>
       </w:pPr>
       <w:r>
@@ -3040,20 +2959,44 @@
         <w:pStyle w:val="Compact"/>
         <w:numPr>
           <w:ilvl w:val="0"/>
+          <w:numId w:val="1019"/>
+        </w:numPr>
+      </w:pPr>
+      <w:r>
+        <w:t xml:space="preserve">O número do processo confere com</w:t>
+      </w:r>
+      <w:r>
+        <w:t xml:space="preserve"> </w:t>
+      </w:r>
+      <w:r>
+        <w:rPr>
+          <w:rStyle w:val="VerbatimChar"/>
+        </w:rPr>
+        <w:t xml:space="preserve">08016.009807/2026-98</w:t>
+      </w:r>
+      <w:r>
+        <w:t xml:space="preserve">.</w:t>
+      </w:r>
+    </w:p>
+    <w:p>
+      <w:pPr>
+        <w:pStyle w:val="Compact"/>
+        <w:numPr>
+          <w:ilvl w:val="0"/>
           <w:numId w:val="1020"/>
         </w:numPr>
       </w:pPr>
       <w:r>
-        <w:t xml:space="preserve">O número do processo confere com</w:t>
-      </w:r>
-      <w:r>
-        <w:t xml:space="preserve"> </w:t>
-      </w:r>
-      <w:r>
-        <w:rPr>
-          <w:rStyle w:val="VerbatimChar"/>
-        </w:rPr>
-        <w:t xml:space="preserve">08016.009807/2026-98</w:t>
+        <w:t xml:space="preserve">O documento principal anexado para a DICOM é</w:t>
+      </w:r>
+      <w:r>
+        <w:t xml:space="preserve"> </w:t>
+      </w:r>
+      <w:r>
+        <w:rPr>
+          <w:rStyle w:val="VerbatimChar"/>
+        </w:rPr>
+        <w:t xml:space="preserve">estrutura_completa_pagina_onasp_para_dicom.docx</w:t>
       </w:r>
       <w:r>
         <w:t xml:space="preserve">.</w:t>
@@ -3068,16 +3011,55 @@
         </w:numPr>
       </w:pPr>
       <w:r>
-        <w:t xml:space="preserve">O documento principal anexado para a DICOM é</w:t>
-      </w:r>
-      <w:r>
-        <w:t xml:space="preserve"> </w:t>
-      </w:r>
-      <w:r>
-        <w:rPr>
-          <w:rStyle w:val="VerbatimChar"/>
-        </w:rPr>
-        <w:t xml:space="preserve">estrutura_completa_pagina_onasp_para_dicom.docx</w:t>
+        <w:t xml:space="preserve">A presente minuta em DOCX foi gerada e está disponível para uso interno da unidade.</w:t>
+      </w:r>
+    </w:p>
+    <w:p>
+      <w:pPr>
+        <w:pStyle w:val="Compact"/>
+        <w:numPr>
+          <w:ilvl w:val="0"/>
+          <w:numId w:val="1022"/>
+        </w:numPr>
+      </w:pPr>
+      <w:r>
+        <w:t xml:space="preserve">As artes anexadas ou referenciadas são as versões mais recentes, especialmente</w:t>
+      </w:r>
+      <w:r>
+        <w:t xml:space="preserve"> </w:t>
+      </w:r>
+      <w:r>
+        <w:rPr>
+          <w:rStyle w:val="VerbatimChar"/>
+        </w:rPr>
+        <w:t xml:space="preserve">Banner_1_new.png</w:t>
+      </w:r>
+      <w:r>
+        <w:t xml:space="preserve">,</w:t>
+      </w:r>
+      <w:r>
+        <w:t xml:space="preserve"> </w:t>
+      </w:r>
+      <w:r>
+        <w:rPr>
+          <w:rStyle w:val="VerbatimChar"/>
+        </w:rPr>
+        <w:t xml:space="preserve">Banner_2_new.png</w:t>
+      </w:r>
+      <w:r>
+        <w:t xml:space="preserve"> </w:t>
+      </w:r>
+      <w:r>
+        <w:t xml:space="preserve">e</w:t>
+      </w:r>
+      <w:r>
+        <w:t xml:space="preserve"> </w:t>
+      </w:r>
+      <w:r>
+        <w:rPr>
+          <w:rStyle w:val="VerbatimChar"/>
+        </w:rPr>
+        <w:t xml:space="preserve">Banner_3_new.png</w:t>
       </w:r>
       <w:r>
         <w:t xml:space="preserve">.</w:t>
@@ -3088,32 +3070,347 @@
         <w:pStyle w:val="Compact"/>
         <w:numPr>
           <w:ilvl w:val="0"/>
-          <w:numId w:val="1022"/>
-        </w:numPr>
-      </w:pPr>
-      <w:r>
-        <w:t xml:space="preserve">A presente minuta em DOCX foi gerada e está disponível para uso interno da unidade.</w:t>
-      </w:r>
-    </w:p>
-    <w:p>
-      <w:pPr>
-        <w:pStyle w:val="Compact"/>
-        <w:numPr>
-          <w:ilvl w:val="0"/>
           <w:numId w:val="1023"/>
         </w:numPr>
       </w:pPr>
       <w:r>
-        <w:t xml:space="preserve">As artes anexadas ou referenciadas são as versões mais recentes, especialmente</w:t>
-      </w:r>
-      <w:r>
-        <w:t xml:space="preserve"> </w:t>
-      </w:r>
-      <w:r>
-        <w:rPr>
-          <w:rStyle w:val="VerbatimChar"/>
-        </w:rPr>
-        <w:t xml:space="preserve">Banner_1_new.png</w:t>
+        <w:t xml:space="preserve">O QR Code oficial</w:t>
+      </w:r>
+      <w:r>
+        <w:t xml:space="preserve"> </w:t>
+      </w:r>
+      <w:r>
+        <w:rPr>
+          <w:rStyle w:val="VerbatimChar"/>
+        </w:rPr>
+        <w:t xml:space="preserve">QRcode_Whatsapp.png</w:t>
+      </w:r>
+      <w:r>
+        <w:t xml:space="preserve"> </w:t>
+      </w:r>
+      <w:r>
+        <w:t xml:space="preserve">foi incluído no pacote encaminhado.</w:t>
+      </w:r>
+    </w:p>
+    <w:p>
+      <w:pPr>
+        <w:pStyle w:val="Compact"/>
+        <w:numPr>
+          <w:ilvl w:val="0"/>
+          <w:numId w:val="1024"/>
+        </w:numPr>
+      </w:pPr>
+      <w:r>
+        <w:t xml:space="preserve">O currículo em PDF</w:t>
+      </w:r>
+      <w:r>
+        <w:t xml:space="preserve"> </w:t>
+      </w:r>
+      <w:r>
+        <w:rPr>
+          <w:rStyle w:val="VerbatimChar"/>
+        </w:rPr>
+        <w:t xml:space="preserve">Curriculo_Joao_vitor_elpidio_Ferreira.pdf</w:t>
+      </w:r>
+      <w:r>
+        <w:t xml:space="preserve"> </w:t>
+      </w:r>
+      <w:r>
+        <w:t xml:space="preserve">foi incluído ou referenciado no pacote encaminhado.</w:t>
+      </w:r>
+    </w:p>
+    <w:p>
+      <w:pPr>
+        <w:pStyle w:val="Compact"/>
+        <w:numPr>
+          <w:ilvl w:val="0"/>
+          <w:numId w:val="1025"/>
+        </w:numPr>
+      </w:pPr>
+      <w:r>
+        <w:t xml:space="preserve">Os normativos da seção</w:t>
+      </w:r>
+      <w:r>
+        <w:t xml:space="preserve"> </w:t>
+      </w:r>
+      <w:r>
+        <w:rPr>
+          <w:rStyle w:val="VerbatimChar"/>
+        </w:rPr>
+        <w:t xml:space="preserve">Normativos</w:t>
+      </w:r>
+      <w:r>
+        <w:t xml:space="preserve"> </w:t>
+      </w:r>
+      <w:r>
+        <w:t xml:space="preserve">correspondem apenas aos PDFs efetivamente presentes na pasta</w:t>
+      </w:r>
+      <w:r>
+        <w:t xml:space="preserve"> </w:t>
+      </w:r>
+      <w:r>
+        <w:rPr>
+          <w:rStyle w:val="VerbatimChar"/>
+        </w:rPr>
+        <w:t xml:space="preserve">Normativas Basilares de Ouvidoria</w:t>
+      </w:r>
+      <w:r>
+        <w:t xml:space="preserve">.</w:t>
+      </w:r>
+    </w:p>
+    <w:p>
+      <w:pPr>
+        <w:pStyle w:val="Compact"/>
+        <w:numPr>
+          <w:ilvl w:val="0"/>
+          <w:numId w:val="1026"/>
+        </w:numPr>
+      </w:pPr>
+      <w:r>
+        <w:t xml:space="preserve">A solicitação não pede implementação de HTML, CSS local, JavaScript próprio ou componente customizado.</w:t>
+      </w:r>
+    </w:p>
+    <w:p>
+      <w:pPr>
+        <w:pStyle w:val="Compact"/>
+        <w:numPr>
+          <w:ilvl w:val="0"/>
+          <w:numId w:val="1027"/>
+        </w:numPr>
+      </w:pPr>
+      <w:r>
+        <w:t xml:space="preserve">O texto usa</w:t>
+      </w:r>
+      <w:r>
+        <w:t xml:space="preserve"> </w:t>
+      </w:r>
+      <w:r>
+        <w:rPr>
+          <w:rStyle w:val="VerbatimChar"/>
+        </w:rPr>
+        <w:t xml:space="preserve">Onasp</w:t>
+      </w:r>
+      <w:r>
+        <w:t xml:space="preserve"> </w:t>
+      </w:r>
+      <w:r>
+        <w:t xml:space="preserve">e</w:t>
+      </w:r>
+      <w:r>
+        <w:t xml:space="preserve"> </w:t>
+      </w:r>
+      <w:r>
+        <w:rPr>
+          <w:rStyle w:val="VerbatimChar"/>
+        </w:rPr>
+        <w:t xml:space="preserve">Senappen</w:t>
+      </w:r>
+      <w:r>
+        <w:t xml:space="preserve"> </w:t>
+      </w:r>
+      <w:r>
+        <w:t xml:space="preserve">na redação visível, salvo nome oficial integral do órgão ou referência formal do documento.</w:t>
+      </w:r>
+    </w:p>
+    <w:p>
+      <w:pPr>
+        <w:pStyle w:val="Compact"/>
+        <w:numPr>
+          <w:ilvl w:val="0"/>
+          <w:numId w:val="1028"/>
+        </w:numPr>
+      </w:pPr>
+      <w:r>
+        <w:t xml:space="preserve">O texto deixa claro que a homepage deve exibir, abaixo do mapa, um bloco horizontal de contato resumido e, abaixo dele, o currículo do Ouvidor.</w:t>
+      </w:r>
+    </w:p>
+    <w:p>
+      <w:pPr>
+        <w:pStyle w:val="Compact"/>
+        <w:numPr>
+          <w:ilvl w:val="0"/>
+          <w:numId w:val="1029"/>
+        </w:numPr>
+      </w:pPr>
+      <w:r>
+        <w:t xml:space="preserve">O texto deixa claro que a seção</w:t>
+      </w:r>
+      <w:r>
+        <w:t xml:space="preserve"> </w:t>
+      </w:r>
+      <w:r>
+        <w:rPr>
+          <w:rStyle w:val="VerbatimChar"/>
+        </w:rPr>
+        <w:t xml:space="preserve">Normativos</w:t>
+      </w:r>
+      <w:r>
+        <w:t xml:space="preserve"> </w:t>
+      </w:r>
+      <w:r>
+        <w:t xml:space="preserve">fica abaixo do painel de tratamento de demandas e que</w:t>
+      </w:r>
+      <w:r>
+        <w:t xml:space="preserve"> </w:t>
+      </w:r>
+      <w:r>
+        <w:rPr>
+          <w:rStyle w:val="VerbatimChar"/>
+        </w:rPr>
+        <w:t xml:space="preserve">Notícias da Ouvidoria</w:t>
+      </w:r>
+      <w:r>
+        <w:t xml:space="preserve"> </w:t>
+      </w:r>
+      <w:r>
+        <w:t xml:space="preserve">aparece como último bloco da homepage.</w:t>
+      </w:r>
+    </w:p>
+    <w:p>
+      <w:pPr>
+        <w:pStyle w:val="Compact"/>
+        <w:numPr>
+          <w:ilvl w:val="0"/>
+          <w:numId w:val="1030"/>
+        </w:numPr>
+      </w:pPr>
+      <w:r>
+        <w:t xml:space="preserve">O card e a subpágina da EMA aparecem como</w:t>
+      </w:r>
+      <w:r>
+        <w:t xml:space="preserve"> </w:t>
+      </w:r>
+      <w:r>
+        <w:rPr>
+          <w:rStyle w:val="VerbatimChar"/>
+        </w:rPr>
+        <w:t xml:space="preserve">EMA - SENAPPEN</w:t>
+      </w:r>
+      <w:r>
+        <w:t xml:space="preserve">.</w:t>
+      </w:r>
+    </w:p>
+    <w:p>
+      <w:pPr>
+        <w:pStyle w:val="Compact"/>
+        <w:numPr>
+          <w:ilvl w:val="0"/>
+          <w:numId w:val="1031"/>
+        </w:numPr>
+      </w:pPr>
+      <w:r>
+        <w:t xml:space="preserve">O texto usa</w:t>
+      </w:r>
+      <w:r>
+        <w:t xml:space="preserve"> </w:t>
+      </w:r>
+      <w:r>
+        <w:rPr>
+          <w:rStyle w:val="VerbatimChar"/>
+        </w:rPr>
+        <w:t xml:space="preserve">Plano Pena Justa</w:t>
+      </w:r>
+      <w:r>
+        <w:t xml:space="preserve">, nunca</w:t>
+      </w:r>
+      <w:r>
+        <w:t xml:space="preserve"> </w:t>
+      </w:r>
+      <w:r>
+        <w:rPr>
+          <w:rStyle w:val="VerbatimChar"/>
+        </w:rPr>
+        <w:t xml:space="preserve">Programa Pena Justa</w:t>
+      </w:r>
+      <w:r>
+        <w:t xml:space="preserve">.</w:t>
+      </w:r>
+    </w:p>
+    <w:p>
+      <w:pPr>
+        <w:pStyle w:val="Compact"/>
+        <w:numPr>
+          <w:ilvl w:val="0"/>
+          <w:numId w:val="1032"/>
+        </w:numPr>
+      </w:pPr>
+      <w:r>
+        <w:t xml:space="preserve">A subpágina da Rede de Ouvidorias mantém</w:t>
+      </w:r>
+      <w:r>
+        <w:t xml:space="preserve"> </w:t>
+      </w:r>
+      <w:r>
+        <w:rPr>
+          <w:rStyle w:val="VerbatimChar"/>
+        </w:rPr>
+        <w:t xml:space="preserve">Renospen</w:t>
+      </w:r>
+      <w:r>
+        <w:t xml:space="preserve"> </w:t>
+      </w:r>
+      <w:r>
+        <w:t xml:space="preserve">como primeira seção.</w:t>
+      </w:r>
+    </w:p>
+    <w:p>
+      <w:pPr>
+        <w:pStyle w:val="Compact"/>
+        <w:numPr>
+          <w:ilvl w:val="0"/>
+          <w:numId w:val="1033"/>
+        </w:numPr>
+      </w:pPr>
+      <w:r>
+        <w:t xml:space="preserve">O texto deixa claro que a seção</w:t>
+      </w:r>
+      <w:r>
+        <w:t xml:space="preserve"> </w:t>
+      </w:r>
+      <w:r>
+        <w:rPr>
+          <w:rStyle w:val="VerbatimChar"/>
+        </w:rPr>
+        <w:t xml:space="preserve">VI Encontro Nacional das Ouvidorias do Sistema Penal</w:t>
+      </w:r>
+      <w:r>
+        <w:t xml:space="preserve"> </w:t>
+      </w:r>
+      <w:r>
+        <w:t xml:space="preserve">deve ficar abaixo de</w:t>
+      </w:r>
+      <w:r>
+        <w:t xml:space="preserve"> </w:t>
+      </w:r>
+      <w:r>
+        <w:rPr>
+          <w:rStyle w:val="VerbatimChar"/>
+        </w:rPr>
+        <w:t xml:space="preserve">Mapa interativo e destaque por UF</w:t>
+      </w:r>
+      <w:r>
+        <w:t xml:space="preserve">.</w:t>
+      </w:r>
+    </w:p>
+    <w:p>
+      <w:pPr>
+        <w:pStyle w:val="Compact"/>
+        <w:numPr>
+          <w:ilvl w:val="0"/>
+          <w:numId w:val="1034"/>
+        </w:numPr>
+      </w:pPr>
+      <w:r>
+        <w:t xml:space="preserve">O texto deixa claro que os rodapés visíveis da Renospen não devem usar</w:t>
+      </w:r>
+      <w:r>
+        <w:t xml:space="preserve"> </w:t>
+      </w:r>
+      <w:r>
+        <w:rPr>
+          <w:rStyle w:val="VerbatimChar"/>
+        </w:rPr>
+        <w:t xml:space="preserve">registro 1</w:t>
       </w:r>
       <w:r>
         <w:t xml:space="preserve">,</w:t>
@@ -3125,22 +3422,22 @@
         <w:rPr>
           <w:rStyle w:val="VerbatimChar"/>
         </w:rPr>
-        <w:t xml:space="preserve">Banner_2_new.png</w:t>
-      </w:r>
-      <w:r>
-        <w:t xml:space="preserve"> </w:t>
-      </w:r>
-      <w:r>
-        <w:t xml:space="preserve">e</w:t>
-      </w:r>
-      <w:r>
-        <w:t xml:space="preserve"> </w:t>
-      </w:r>
-      <w:r>
-        <w:rPr>
-          <w:rStyle w:val="VerbatimChar"/>
-        </w:rPr>
-        <w:t xml:space="preserve">Banner_3_new.png</w:t>
+        <w:t xml:space="preserve">registro 2</w:t>
+      </w:r>
+      <w:r>
+        <w:t xml:space="preserve"> </w:t>
+      </w:r>
+      <w:r>
+        <w:t xml:space="preserve">ou</w:t>
+      </w:r>
+      <w:r>
+        <w:t xml:space="preserve"> </w:t>
+      </w:r>
+      <w:r>
+        <w:rPr>
+          <w:rStyle w:val="VerbatimChar"/>
+        </w:rPr>
+        <w:t xml:space="preserve">registro 3</w:t>
       </w:r>
       <w:r>
         <w:t xml:space="preserve">.</w:t>
@@ -3151,377 +3448,11 @@
         <w:pStyle w:val="Compact"/>
         <w:numPr>
           <w:ilvl w:val="0"/>
-          <w:numId w:val="1024"/>
-        </w:numPr>
-      </w:pPr>
-      <w:r>
-        <w:t xml:space="preserve">O QR Code oficial</w:t>
-      </w:r>
-      <w:r>
-        <w:t xml:space="preserve"> </w:t>
-      </w:r>
-      <w:r>
-        <w:rPr>
-          <w:rStyle w:val="VerbatimChar"/>
-        </w:rPr>
-        <w:t xml:space="preserve">QRcode_Whatsapp.png</w:t>
-      </w:r>
-      <w:r>
-        <w:t xml:space="preserve"> </w:t>
-      </w:r>
-      <w:r>
-        <w:t xml:space="preserve">foi incluído no pacote encaminhado.</w:t>
-      </w:r>
-    </w:p>
-    <w:p>
-      <w:pPr>
-        <w:pStyle w:val="Compact"/>
-        <w:numPr>
-          <w:ilvl w:val="0"/>
-          <w:numId w:val="1025"/>
-        </w:numPr>
-      </w:pPr>
-      <w:r>
-        <w:t xml:space="preserve">O currículo em PDF</w:t>
-      </w:r>
-      <w:r>
-        <w:t xml:space="preserve"> </w:t>
-      </w:r>
-      <w:r>
-        <w:rPr>
-          <w:rStyle w:val="VerbatimChar"/>
-        </w:rPr>
-        <w:t xml:space="preserve">Curriculo_Joao_vitor_elpidio_Ferreira.pdf</w:t>
-      </w:r>
-      <w:r>
-        <w:t xml:space="preserve"> </w:t>
-      </w:r>
-      <w:r>
-        <w:t xml:space="preserve">foi incluído ou referenciado no pacote encaminhado.</w:t>
-      </w:r>
-    </w:p>
-    <w:p>
-      <w:pPr>
-        <w:pStyle w:val="Compact"/>
-        <w:numPr>
-          <w:ilvl w:val="0"/>
-          <w:numId w:val="1026"/>
-        </w:numPr>
-      </w:pPr>
-      <w:r>
-        <w:t xml:space="preserve">Os normativos da seção</w:t>
-      </w:r>
-      <w:r>
-        <w:t xml:space="preserve"> </w:t>
-      </w:r>
-      <w:r>
-        <w:rPr>
-          <w:rStyle w:val="VerbatimChar"/>
-        </w:rPr>
-        <w:t xml:space="preserve">Normativos</w:t>
-      </w:r>
-      <w:r>
-        <w:t xml:space="preserve"> </w:t>
-      </w:r>
-      <w:r>
-        <w:t xml:space="preserve">correspondem apenas aos PDFs efetivamente presentes na pasta</w:t>
-      </w:r>
-      <w:r>
-        <w:t xml:space="preserve"> </w:t>
-      </w:r>
-      <w:r>
-        <w:rPr>
-          <w:rStyle w:val="VerbatimChar"/>
-        </w:rPr>
-        <w:t xml:space="preserve">Normativas Basilares de Ouvidoria</w:t>
-      </w:r>
-      <w:r>
-        <w:t xml:space="preserve">.</w:t>
-      </w:r>
-    </w:p>
-    <w:p>
-      <w:pPr>
-        <w:pStyle w:val="Compact"/>
-        <w:numPr>
-          <w:ilvl w:val="0"/>
-          <w:numId w:val="1027"/>
-        </w:numPr>
-      </w:pPr>
-      <w:r>
-        <w:t xml:space="preserve">A solicitação não pede implementação de HTML, CSS local, JavaScript próprio ou componente customizado.</w:t>
-      </w:r>
-    </w:p>
-    <w:p>
-      <w:pPr>
-        <w:pStyle w:val="Compact"/>
-        <w:numPr>
-          <w:ilvl w:val="0"/>
-          <w:numId w:val="1028"/>
-        </w:numPr>
-      </w:pPr>
-      <w:r>
-        <w:t xml:space="preserve">O texto usa</w:t>
-      </w:r>
-      <w:r>
-        <w:t xml:space="preserve"> </w:t>
-      </w:r>
-      <w:r>
-        <w:rPr>
-          <w:rStyle w:val="VerbatimChar"/>
-        </w:rPr>
-        <w:t xml:space="preserve">Onasp</w:t>
-      </w:r>
-      <w:r>
-        <w:t xml:space="preserve"> </w:t>
-      </w:r>
-      <w:r>
-        <w:t xml:space="preserve">e</w:t>
-      </w:r>
-      <w:r>
-        <w:t xml:space="preserve"> </w:t>
-      </w:r>
-      <w:r>
-        <w:rPr>
-          <w:rStyle w:val="VerbatimChar"/>
-        </w:rPr>
-        <w:t xml:space="preserve">Senappen</w:t>
-      </w:r>
-      <w:r>
-        <w:t xml:space="preserve"> </w:t>
-      </w:r>
-      <w:r>
-        <w:t xml:space="preserve">na redação visível, salvo nome oficial integral do órgão ou referência formal do documento.</w:t>
-      </w:r>
-    </w:p>
-    <w:p>
-      <w:pPr>
-        <w:pStyle w:val="Compact"/>
-        <w:numPr>
-          <w:ilvl w:val="0"/>
-          <w:numId w:val="1029"/>
-        </w:numPr>
-      </w:pPr>
-      <w:r>
-        <w:t xml:space="preserve">O texto deixa claro que a homepage deve exibir, abaixo do mapa, um bloco horizontal de contato resumido e, abaixo dele, o currículo do Ouvidor.</w:t>
-      </w:r>
-    </w:p>
-    <w:p>
-      <w:pPr>
-        <w:pStyle w:val="Compact"/>
-        <w:numPr>
-          <w:ilvl w:val="0"/>
-          <w:numId w:val="1030"/>
-        </w:numPr>
-      </w:pPr>
-      <w:r>
-        <w:t xml:space="preserve">O texto deixa claro que a seção</w:t>
-      </w:r>
-      <w:r>
-        <w:t xml:space="preserve"> </w:t>
-      </w:r>
-      <w:r>
-        <w:rPr>
-          <w:rStyle w:val="VerbatimChar"/>
-        </w:rPr>
-        <w:t xml:space="preserve">Normativos</w:t>
-      </w:r>
-      <w:r>
-        <w:t xml:space="preserve"> </w:t>
-      </w:r>
-      <w:r>
-        <w:t xml:space="preserve">fica abaixo do painel de tratamento de demandas e que</w:t>
-      </w:r>
-      <w:r>
-        <w:t xml:space="preserve"> </w:t>
-      </w:r>
-      <w:r>
-        <w:rPr>
-          <w:rStyle w:val="VerbatimChar"/>
-        </w:rPr>
-        <w:t xml:space="preserve">Notícias da Ouvidoria</w:t>
-      </w:r>
-      <w:r>
-        <w:t xml:space="preserve"> </w:t>
-      </w:r>
-      <w:r>
-        <w:t xml:space="preserve">aparece como último bloco da homepage.</w:t>
-      </w:r>
-    </w:p>
-    <w:p>
-      <w:pPr>
-        <w:pStyle w:val="Compact"/>
-        <w:numPr>
-          <w:ilvl w:val="0"/>
-          <w:numId w:val="1031"/>
-        </w:numPr>
-      </w:pPr>
-      <w:r>
-        <w:t xml:space="preserve">O card e a subpágina da EMA aparecem como</w:t>
-      </w:r>
-      <w:r>
-        <w:t xml:space="preserve"> </w:t>
-      </w:r>
-      <w:r>
-        <w:rPr>
-          <w:rStyle w:val="VerbatimChar"/>
-        </w:rPr>
-        <w:t xml:space="preserve">EMA - SENAPPEN</w:t>
-      </w:r>
-      <w:r>
-        <w:t xml:space="preserve">.</w:t>
-      </w:r>
-    </w:p>
-    <w:p>
-      <w:pPr>
-        <w:pStyle w:val="Compact"/>
-        <w:numPr>
-          <w:ilvl w:val="0"/>
-          <w:numId w:val="1032"/>
-        </w:numPr>
-      </w:pPr>
-      <w:r>
-        <w:t xml:space="preserve">O texto usa</w:t>
-      </w:r>
-      <w:r>
-        <w:t xml:space="preserve"> </w:t>
-      </w:r>
-      <w:r>
-        <w:rPr>
-          <w:rStyle w:val="VerbatimChar"/>
-        </w:rPr>
-        <w:t xml:space="preserve">Plano Pena Justa</w:t>
-      </w:r>
-      <w:r>
-        <w:t xml:space="preserve">, nunca</w:t>
-      </w:r>
-      <w:r>
-        <w:t xml:space="preserve"> </w:t>
-      </w:r>
-      <w:r>
-        <w:rPr>
-          <w:rStyle w:val="VerbatimChar"/>
-        </w:rPr>
-        <w:t xml:space="preserve">Programa Pena Justa</w:t>
-      </w:r>
-      <w:r>
-        <w:t xml:space="preserve">.</w:t>
-      </w:r>
-    </w:p>
-    <w:p>
-      <w:pPr>
-        <w:pStyle w:val="Compact"/>
-        <w:numPr>
-          <w:ilvl w:val="0"/>
-          <w:numId w:val="1033"/>
-        </w:numPr>
-      </w:pPr>
-      <w:r>
-        <w:t xml:space="preserve">A subpágina da Rede de Ouvidorias mantém</w:t>
-      </w:r>
-      <w:r>
-        <w:t xml:space="preserve"> </w:t>
-      </w:r>
-      <w:r>
-        <w:rPr>
-          <w:rStyle w:val="VerbatimChar"/>
-        </w:rPr>
-        <w:t xml:space="preserve">Renospen</w:t>
-      </w:r>
-      <w:r>
-        <w:t xml:space="preserve"> </w:t>
-      </w:r>
-      <w:r>
-        <w:t xml:space="preserve">como primeira seção.</w:t>
-      </w:r>
-    </w:p>
-    <w:p>
-      <w:pPr>
-        <w:pStyle w:val="Compact"/>
-        <w:numPr>
-          <w:ilvl w:val="0"/>
-          <w:numId w:val="1034"/>
-        </w:numPr>
-      </w:pPr>
-      <w:r>
-        <w:t xml:space="preserve">O texto deixa claro que a seção</w:t>
-      </w:r>
-      <w:r>
-        <w:t xml:space="preserve"> </w:t>
-      </w:r>
-      <w:r>
-        <w:rPr>
-          <w:rStyle w:val="VerbatimChar"/>
-        </w:rPr>
-        <w:t xml:space="preserve">VI Encontro Nacional das Ouvidorias do Sistema Penal</w:t>
-      </w:r>
-      <w:r>
-        <w:t xml:space="preserve"> </w:t>
-      </w:r>
-      <w:r>
-        <w:t xml:space="preserve">deve ficar abaixo de</w:t>
-      </w:r>
-      <w:r>
-        <w:t xml:space="preserve"> </w:t>
-      </w:r>
-      <w:r>
-        <w:rPr>
-          <w:rStyle w:val="VerbatimChar"/>
-        </w:rPr>
-        <w:t xml:space="preserve">Mapa interativo e destaque por UF</w:t>
-      </w:r>
-      <w:r>
-        <w:t xml:space="preserve">.</w:t>
-      </w:r>
-    </w:p>
-    <w:p>
-      <w:pPr>
-        <w:pStyle w:val="Compact"/>
-        <w:numPr>
-          <w:ilvl w:val="0"/>
           <w:numId w:val="1035"/>
         </w:numPr>
       </w:pPr>
       <w:r>
-        <w:t xml:space="preserve">O texto deixa claro que os rodapés visíveis da Renospen não devem usar</w:t>
-      </w:r>
-      <w:r>
-        <w:t xml:space="preserve"> </w:t>
-      </w:r>
-      <w:r>
-        <w:rPr>
-          <w:rStyle w:val="VerbatimChar"/>
-        </w:rPr>
-        <w:t xml:space="preserve">registro 1</w:t>
-      </w:r>
-      <w:r>
-        <w:t xml:space="preserve">,</w:t>
-      </w:r>
-      <w:r>
-        <w:t xml:space="preserve"> </w:t>
-      </w:r>
-      <w:r>
-        <w:rPr>
-          <w:rStyle w:val="VerbatimChar"/>
-        </w:rPr>
-        <w:t xml:space="preserve">registro 2</w:t>
-      </w:r>
-      <w:r>
-        <w:t xml:space="preserve"> </w:t>
-      </w:r>
-      <w:r>
-        <w:t xml:space="preserve">ou</w:t>
-      </w:r>
-      <w:r>
-        <w:t xml:space="preserve"> </w:t>
-      </w:r>
-      <w:r>
-        <w:rPr>
-          <w:rStyle w:val="VerbatimChar"/>
-        </w:rPr>
-        <w:t xml:space="preserve">registro 3</w:t>
-      </w:r>
-      <w:r>
-        <w:t xml:space="preserve">.</w:t>
+        <w:t xml:space="preserve">O texto deixa claro que observações internas de diagnóstico não podem aparecer na interface pública.</w:t>
       </w:r>
     </w:p>
     <w:p>
@@ -3533,7 +3464,7 @@
         </w:numPr>
       </w:pPr>
       <w:r>
-        <w:t xml:space="preserve">O texto deixa claro que observações internas de diagnóstico não podem aparecer na interface pública.</w:t>
+        <w:t xml:space="preserve">Os textos corridos das cinco páginas HTML da prévia local foram verificados com alinhamento justificado.</w:t>
       </w:r>
     </w:p>
     <w:p>
@@ -4251,7 +4182,7 @@
     <w:abstractNumId w:val="991"/>
   </w:num>
   <w:num w:numId="1019">
-    <w:abstractNumId w:val="991"/>
+    <w:abstractNumId w:val="992"/>
   </w:num>
   <w:num w:numId="1020">
     <w:abstractNumId w:val="992"/>
